--- a/lab-materials/lab08/lab08_anovas.docx
+++ b/lab-materials/lab08/lab08_anovas.docx
@@ -27,253 +27,305 @@
         <w:t xml:space="preserve">Walkthrough (5 points)</w:t>
       </w:r>
     </w:p>
-    <w:p>
-      <w:pPr>
-        <w:pStyle w:val="box"/>
-      </w:pPr>
-      <w:r>
-        <w:rPr>
-          <w:rStyle w:val="section-title"/>
-        </w:rPr>
-        <w:t xml:space="preserve">Instructions</w:t>
-      </w:r>
-    </w:p>
-    <w:p>
-      <w:pPr>
-        <w:pStyle w:val="box"/>
-      </w:pPr>
-      <w:r>
-        <w:t xml:space="preserve">We’ll be using the</w:t>
-      </w:r>
-      <w:r>
-        <w:t xml:space="preserve"> </w:t>
+    <w:tbl>
+      <w:tblPr>
+        <w:tblStyle w:val="Table"/>
+        <w:tblLook w:firstRow="1" w:lastRow="0" w:firstColumn="0" w:lastColumn="0" w:noHBand="0" w:noVBand="0" w:val="0020"/>
+        <w:tblBorders>
+          <w:top w:val="single" w:sz="4" w:space="0" w:color="ECCC87"/>
+          <w:left w:val="single" w:sz="4" w:space="0" w:color="ECCC87"/>
+          <w:bottom w:val="single" w:sz="4" w:space="0" w:color="ECCC87"/>
+          <w:right w:val="single" w:sz="4" w:space="0" w:color="ECCC87"/>
+          <w:insideH w:val="nil" w:sz="0" w:space="0" w:color="ECCC87"/>
+          <w:insideV w:val="nil" w:sz="0" w:space="0" w:color="ECCC87"/>
+        </w:tblBorders>
+        <w:tblCellMar>
+          <w:left w:w="144" w:type="dxa"/>
+          <w:right w:w="144" w:type="dxa"/>
+        </w:tblCellMar>
+        <w:tblCaption w:val="Instructions information box"/>
+        <w:tblDescription w:val="Instructions callout containing related guidance and content."/>
+      </w:tblPr>
+      <w:tr>
+        <w:trPr>
+          <w:cantSplit/>
+          <w:tblHeader/>
+        </w:trPr>
+        <w:tc>
+          <w:tcPr>
+            <w:shd w:color="auto" w:fill="FDF6E3" w:val="clear"/>
+            <w:tcMar>
+              <w:top w:w="100" w:type="dxa"/>
+              <w:bottom w:w="100" w:type="dxa"/>
+              <w:left w:w="140" w:type="dxa"/>
+              <w:right w:w="140" w:type="dxa"/>
+            </w:tcMar>
+          </w:tcPr>
+          <w:p>
+            <w:pPr>
+              <w:pStyle w:val="FirstParagraph"/>
+              <w:spacing xmlns:w="http://schemas.openxmlformats.org/wordprocessingml/2006/main" w:before="0" w:after="0" w:line="240" w:lineRule="auto"/>
+              <w:keepNext/>
+            </w:pPr>
+            <w:r>
+              <w:rPr>
+                <w:rStyle w:val="section-title"/>
+              </w:rPr>
+              <w:t xml:space="preserve">Instructions</w:t>
+            </w:r>
+          </w:p>
+        </w:tc>
+      </w:tr>
+      <w:tr>
+        <w:trPr>
+          <w:cantSplit/>
+        </w:trPr>
+        <w:tc>
+          <w:tcPr>
+            <w:tcMar>
+              <w:top w:w="100" w:type="dxa"/>
+              <w:bottom w:w="100" w:type="dxa"/>
+              <w:left w:w="140" w:type="dxa"/>
+              <w:right w:w="140" w:type="dxa"/>
+            </w:tcMar>
+            <w:shd w:val="clear" w:color="auto" w:fill="FDF6E3"/>
+          </w:tcPr>
+          <w:p>
+            <w:pPr>
+              <w:pStyle w:val="BodyText"/>
+              <w:spacing xmlns:w="http://schemas.openxmlformats.org/wordprocessingml/2006/main" w:before="0" w:after="120" w:line="288" w:lineRule="auto"/>
+            </w:pPr>
+            <w:r>
+              <w:t xml:space="preserve">We’ll be using the</w:t>
+            </w:r>
+            <w:r>
+              <w:t xml:space="preserve"> </w:t>
+            </w:r>
+            <w:r>
+              <w:rPr>
+                <w:rStyle w:val="VerbatimChar"/>
+              </w:rPr>
+              <w:t xml:space="preserve">superman_smes_data.sav</w:t>
+            </w:r>
+            <w:r>
+              <w:t xml:space="preserve"> </w:t>
+            </w:r>
+            <w:r>
+              <w:t xml:space="preserve">dataset to practice with ANOVA analyses.</w:t>
+            </w:r>
+          </w:p>
+          <w:p>
+            <w:pPr>
+              <w:pStyle w:val="BodyText"/>
+              <w:spacing xmlns:w="http://schemas.openxmlformats.org/wordprocessingml/2006/main" w:after="40" w:before="0" w:line="288" w:lineRule="auto"/>
+            </w:pPr>
+            <w:r>
+              <w:t xml:space="preserve">This practice dataset contains simulated SMES responses for 47 participants.</w:t>
+            </w:r>
+          </w:p>
+        </w:tc>
+      </w:tr>
+    </w:tbl>
+    <w:bookmarkStart w:id="21" w:name="rh1-between-groups-anova-walkthrough"/>
+    <w:p>
+      <w:pPr>
+        <w:pStyle w:val="Heading2"/>
+        <w:spacing w:before="360"/>
+      </w:pPr>
+      <w:r>
+        <w:rPr>
+          <w:b/>
+          <w:bCs/>
+        </w:rPr>
+        <w:t xml:space="preserve">RH1: Between-Groups ANOVA Walkthrough</w:t>
+      </w:r>
+    </w:p>
+    <w:p>
+      <w:pPr>
+        <w:pStyle w:val="FirstParagraph"/>
+      </w:pPr>
+      <w:r>
+        <w:t xml:space="preserve">Test the research hypothesis that films with a big height gap between actors (</w:t>
       </w:r>
       <w:r>
         <w:rPr>
           <w:rStyle w:val="VerbatimChar"/>
         </w:rPr>
-        <w:t xml:space="preserve">superman_smes_data.sav</w:t>
-      </w:r>
-      <w:r>
-        <w:t xml:space="preserve"> </w:t>
-      </w:r>
-      <w:r>
-        <w:t xml:space="preserve">dataset to practice with ANOVA analyses.</w:t>
-      </w:r>
-    </w:p>
-    <w:p>
-      <w:pPr>
-        <w:pStyle w:val="box"/>
-      </w:pPr>
-      <w:r>
-        <w:t xml:space="preserve">Researchers surveyed 47 people who watched Superman films and measured their movie enjoyment using the Subjective Movie Enjoyment Scale (SMES).</w:t>
-      </w:r>
-    </w:p>
-    <w:p>
-      <w:pPr>
-        <w:pStyle w:val="Compact"/>
+        <w:t xml:space="preserve">height_gap</w:t>
+      </w:r>
+      <w:r>
+        <w:t xml:space="preserve"> </w:t>
+      </w:r>
+      <w:r>
+        <w:t xml:space="preserve">= 3) have higher emotional impact scores (</w:t>
+      </w:r>
+      <w:r>
+        <w:rPr>
+          <w:rStyle w:val="VerbatimChar"/>
+        </w:rPr>
+        <w:t xml:space="preserve">emotional_impact</w:t>
+      </w:r>
+      <w:r>
+        <w:t xml:space="preserve">) than films with a small height gap (minimal or average,</w:t>
+      </w:r>
+      <w:r>
+        <w:t xml:space="preserve"> </w:t>
+      </w:r>
+      <w:r>
+        <w:rPr>
+          <w:rStyle w:val="VerbatimChar"/>
+        </w:rPr>
+        <w:t xml:space="preserve">height_gap</w:t>
+      </w:r>
+      <w:r>
+        <w:t xml:space="preserve"> </w:t>
+      </w:r>
+      <w:r>
+        <w:t xml:space="preserve">= 1 or 2).</w:t>
+      </w:r>
+    </w:p>
+    <w:p>
+      <w:pPr>
+        <w:pStyle w:val="BodyText"/>
+      </w:pPr>
+      <w:r>
+        <w:t xml:space="preserve">The superman_smes_data.sav dataset includes the following variables you will use:</w:t>
+      </w:r>
+    </w:p>
+    <w:p>
+      <w:pPr>
+        <w:pStyle w:val="ListParagraph"/>
         <w:numPr>
           <w:ilvl w:val="0"/>
-          <w:numId w:val="1001"/>
+          <w:numId w:val="100"/>
         </w:numPr>
+        <w:spacing w:before="0" w:after="120" w:line="288" w:lineRule="auto"/>
+        <w:widowControl/>
       </w:pPr>
       <w:r>
         <w:rPr>
           <w:b/>
           <w:bCs/>
         </w:rPr>
-        <w:t xml:space="preserve">Height gap (2 categories)</w:t>
-      </w:r>
-      <w:r>
-        <w:t xml:space="preserve"> </w:t>
-      </w:r>
-      <w:r>
-        <w:t xml:space="preserve">(</w:t>
+        <w:t xml:space="preserve">Height gap (</w:t>
       </w:r>
       <w:r>
         <w:rPr>
           <w:rStyle w:val="VerbatimChar"/>
-        </w:rPr>
-        <w:t xml:space="preserve">height_gap_2cat</w:t>
-      </w:r>
-      <w:r>
-        <w:t xml:space="preserve">) — Values: 1 = Small, 2 = Big</w:t>
-      </w:r>
-    </w:p>
-    <w:p>
-      <w:pPr>
-        <w:pStyle w:val="Compact"/>
+          <w:b/>
+          <w:bCs/>
+        </w:rPr>
+        <w:t xml:space="preserve">height_gap</w:t>
+      </w:r>
+      <w:r>
+        <w:rPr>
+          <w:b/>
+          <w:bCs/>
+        </w:rPr>
+        <w:t xml:space="preserve">)</w:t>
+      </w:r>
+      <w:r>
+        <w:t xml:space="preserve"> </w:t>
+      </w:r>
+      <w:r>
+        <w:t xml:space="preserve">- categorical/nominal; 3-levels</w:t>
+      </w:r>
+    </w:p>
+    <w:p>
+      <w:pPr>
+        <w:pStyle w:val="ListParagraph"/>
         <w:numPr>
           <w:ilvl w:val="0"/>
-          <w:numId w:val="1001"/>
+          <w:numId w:val="100"/>
         </w:numPr>
+        <w:spacing w:before="0" w:after="120" w:line="288" w:lineRule="auto"/>
+        <w:widowControl/>
       </w:pPr>
       <w:r>
         <w:rPr>
           <w:b/>
           <w:bCs/>
         </w:rPr>
-        <w:t xml:space="preserve">Emotional Impact subscale score</w:t>
-      </w:r>
-      <w:r>
-        <w:t xml:space="preserve"> </w:t>
-      </w:r>
-      <w:r>
-        <w:t xml:space="preserve">(</w:t>
+        <w:t xml:space="preserve">Height gap recoded (</w:t>
       </w:r>
       <w:r>
         <w:rPr>
           <w:rStyle w:val="VerbatimChar"/>
-        </w:rPr>
-        <w:t xml:space="preserve">emotional_impact</w:t>
-      </w:r>
-      <w:r>
-        <w:t xml:space="preserve">)</w:t>
-      </w:r>
-    </w:p>
-    <w:bookmarkStart w:id="21" w:name="rh1-between-groups-anova-walkthrough"/>
-    <w:p>
-      <w:pPr>
-        <w:pStyle w:val="Heading2"/>
-      </w:pPr>
-      <w:r>
-        <w:rPr>
           <w:b/>
           <w:bCs/>
         </w:rPr>
-        <w:t xml:space="preserve">RH1: Between-Groups ANOVA Walkthrough</w:t>
-      </w:r>
-    </w:p>
-    <w:p>
-      <w:pPr>
-        <w:pStyle w:val="FirstParagraph"/>
-      </w:pPr>
-      <w:r>
-        <w:t xml:space="preserve">Test the research hypothesis that films with a big height gap between actors (</w:t>
-      </w:r>
-      <w:r>
-        <w:rPr>
-          <w:rStyle w:val="VerbatimChar"/>
-        </w:rPr>
-        <w:t xml:space="preserve">height_gap</w:t>
-      </w:r>
-      <w:r>
-        <w:t xml:space="preserve"> </w:t>
-      </w:r>
-      <w:r>
-        <w:t xml:space="preserve">= 3) have higher emotional impact scores (</w:t>
-      </w:r>
-      <w:r>
-        <w:rPr>
-          <w:rStyle w:val="VerbatimChar"/>
-        </w:rPr>
-        <w:t xml:space="preserve">emotional_impact</w:t>
-      </w:r>
-      <w:r>
-        <w:t xml:space="preserve">) than films with a small height gap (minimal or average,</w:t>
-      </w:r>
-      <w:r>
-        <w:t xml:space="preserve"> </w:t>
-      </w:r>
-      <w:r>
-        <w:rPr>
-          <w:rStyle w:val="VerbatimChar"/>
-        </w:rPr>
-        <w:t xml:space="preserve">height_gap</w:t>
-      </w:r>
-      <w:r>
-        <w:t xml:space="preserve"> </w:t>
-      </w:r>
-      <w:r>
-        <w:t xml:space="preserve">= 1 or 2).</w:t>
-      </w:r>
-    </w:p>
-    <w:p>
-      <w:pPr>
-        <w:pStyle w:val="BodyText"/>
-      </w:pPr>
-      <w:r>
-        <w:t xml:space="preserve">The superman_smes_data.sav dataset includes the following variables you will use:</w:t>
-      </w:r>
-    </w:p>
-    <w:p>
-      <w:pPr>
-        <w:pStyle w:val="Compact"/>
+        <w:t xml:space="preserve">height_gap_2cat</w:t>
+      </w:r>
+      <w:r>
+        <w:rPr>
+          <w:b/>
+          <w:bCs/>
+        </w:rPr>
+        <w:t xml:space="preserve">)</w:t>
+      </w:r>
+      <w:r>
+        <w:t xml:space="preserve"> </w:t>
+      </w:r>
+      <w:r>
+        <w:t xml:space="preserve">- categorical/nominal; 2-levels</w:t>
+      </w:r>
+    </w:p>
+    <w:p>
+      <w:pPr>
+        <w:pStyle w:val="ListParagraph"/>
         <w:numPr>
           <w:ilvl w:val="0"/>
-          <w:numId w:val="1002"/>
+          <w:numId w:val="100"/>
         </w:numPr>
+        <w:spacing w:before="0" w:after="120" w:line="288" w:lineRule="auto"/>
+        <w:widowControl/>
       </w:pPr>
       <w:r>
         <w:rPr>
           <w:b/>
           <w:bCs/>
         </w:rPr>
-        <w:t xml:space="preserve">Height gap (2 categories)</w:t>
-      </w:r>
-      <w:r>
-        <w:t xml:space="preserve"> </w:t>
-      </w:r>
-      <w:r>
-        <w:t xml:space="preserve">(</w:t>
+        <w:t xml:space="preserve">Emotional Impact (</w:t>
       </w:r>
       <w:r>
         <w:rPr>
           <w:rStyle w:val="VerbatimChar"/>
-        </w:rPr>
-        <w:t xml:space="preserve">height_gap_2cat</w:t>
-      </w:r>
-      <w:r>
-        <w:t xml:space="preserve">) — Values: 1 = Small, 2 = Big</w:t>
-      </w:r>
-    </w:p>
-    <w:p>
-      <w:pPr>
-        <w:pStyle w:val="Compact"/>
-        <w:numPr>
-          <w:ilvl w:val="0"/>
-          <w:numId w:val="1002"/>
-        </w:numPr>
-      </w:pPr>
-      <w:r>
-        <w:rPr>
           <w:b/>
           <w:bCs/>
         </w:rPr>
-        <w:t xml:space="preserve">Emotional Impact subscale score</w:t>
-      </w:r>
-      <w:r>
-        <w:t xml:space="preserve"> </w:t>
-      </w:r>
-      <w:r>
-        <w:t xml:space="preserve">(</w:t>
-      </w:r>
-      <w:r>
-        <w:rPr>
-          <w:rStyle w:val="VerbatimChar"/>
-        </w:rPr>
         <w:t xml:space="preserve">emotional_impact</w:t>
       </w:r>
-      <w:r>
-        <w:t xml:space="preserve">)</w:t>
-      </w:r>
-    </w:p>
-    <w:bookmarkStart w:id="20" w:name="data-analysis"/>
-    <w:p>
-      <w:pPr>
-        <w:pStyle w:val="Heading3"/>
-      </w:pPr>
       <w:r>
         <w:rPr>
           <w:b/>
           <w:bCs/>
         </w:rPr>
+        <w:t xml:space="preserve">)</w:t>
+      </w:r>
+      <w:r>
+        <w:t xml:space="preserve"> </w:t>
+      </w:r>
+      <w:r>
+        <w:t xml:space="preserve">– continuous scale score</w:t>
+      </w:r>
+    </w:p>
+    <w:bookmarkStart w:id="20" w:name="data-analysis"/>
+    <w:p>
+      <w:pPr>
+        <w:pStyle w:val="Heading3"/>
+      </w:pPr>
+      <w:r>
+        <w:rPr>
+          <w:b/>
+          <w:bCs/>
+        </w:rPr>
         <w:t xml:space="preserve">Data Analysis:</w:t>
       </w:r>
     </w:p>
     <w:p>
       <w:pPr>
         <w:pStyle w:val="Question"/>
+        <w:keepNext/>
       </w:pPr>
       <w:r>
         <w:t xml:space="preserve">1.</w:t>
@@ -315,9 +367,7 @@
         <w:pStyle w:val="AnswerBox"/>
       </w:pPr>
       <w:r>
-        <w:rPr>
-          <w:rStyle w:val="VerbatimChar"/>
-        </w:rPr>
+        <w:rPr/>
         <w:t xml:space="preserve">Answer</w:t>
       </w:r>
       <w:r>
@@ -325,9 +375,9 @@
       </w:r>
     </w:p>
     <w:p>
-      <w:pPr>
-        <w:pStyle w:val="BodyText"/>
-      </w:pPr>
+      <w:r>
+        <w:br w:type="page"/>
+      </w:r>
     </w:p>
     <w:p>
       <w:pPr>
@@ -355,11 +405,13 @@
     </w:p>
     <w:p>
       <w:pPr>
-        <w:pStyle w:val="Compact"/>
+        <w:pStyle w:val="ListParagraph"/>
         <w:numPr>
           <w:ilvl w:val="0"/>
-          <w:numId w:val="1003"/>
+          <w:numId w:val="101"/>
         </w:numPr>
+        <w:spacing w:before="0" w:after="120" w:line="288" w:lineRule="auto"/>
+        <w:widowControl/>
       </w:pPr>
       <w:r>
         <w:t xml:space="preserve">Each variable has a label</w:t>
@@ -367,11 +419,13 @@
     </w:p>
     <w:p>
       <w:pPr>
-        <w:pStyle w:val="Compact"/>
+        <w:pStyle w:val="ListParagraph"/>
         <w:numPr>
           <w:ilvl w:val="0"/>
-          <w:numId w:val="1003"/>
+          <w:numId w:val="101"/>
         </w:numPr>
+        <w:spacing w:before="0" w:after="120" w:line="288" w:lineRule="auto"/>
+        <w:widowControl/>
       </w:pPr>
       <w:r>
         <w:t xml:space="preserve">All qualitative variables have value labels</w:t>
@@ -379,11 +433,13 @@
     </w:p>
     <w:p>
       <w:pPr>
-        <w:pStyle w:val="Compact"/>
+        <w:pStyle w:val="ListParagraph"/>
         <w:numPr>
           <w:ilvl w:val="0"/>
-          <w:numId w:val="1003"/>
+          <w:numId w:val="101"/>
         </w:numPr>
+        <w:spacing w:before="0" w:after="120" w:line="288" w:lineRule="auto"/>
+        <w:widowControl/>
       </w:pPr>
       <w:r>
         <w:t xml:space="preserve">All variables have missing values declared as -99</w:t>
@@ -430,11 +486,13 @@
     </w:p>
     <w:p>
       <w:pPr>
-        <w:pStyle w:val="Compact"/>
+        <w:pStyle w:val="ListParagraph"/>
         <w:numPr>
           <w:ilvl w:val="0"/>
-          <w:numId w:val="1004"/>
+          <w:numId w:val="102"/>
         </w:numPr>
+        <w:spacing w:before="0" w:after="120" w:line="288" w:lineRule="auto"/>
+        <w:widowControl/>
       </w:pPr>
       <w:r>
         <w:t xml:space="preserve">Recode</w:t>
@@ -466,11 +524,13 @@
     </w:p>
     <w:p>
       <w:pPr>
-        <w:pStyle w:val="Compact"/>
+        <w:pStyle w:val="ListParagraph"/>
         <w:numPr>
           <w:ilvl w:val="1"/>
-          <w:numId w:val="1005"/>
+          <w:numId w:val="103"/>
         </w:numPr>
+        <w:spacing w:before="0" w:after="120" w:line="288" w:lineRule="auto"/>
+        <w:widowControl/>
       </w:pPr>
       <w:r>
         <w:t xml:space="preserve">Small height gap = 1 (includes original values 1 = Minimal and 2 = Average)</w:t>
@@ -478,11 +538,13 @@
     </w:p>
     <w:p>
       <w:pPr>
-        <w:pStyle w:val="Compact"/>
+        <w:pStyle w:val="ListParagraph"/>
         <w:numPr>
           <w:ilvl w:val="1"/>
-          <w:numId w:val="1005"/>
+          <w:numId w:val="103"/>
         </w:numPr>
+        <w:spacing w:before="0" w:after="120" w:line="288" w:lineRule="auto"/>
+        <w:widowControl/>
       </w:pPr>
       <w:r>
         <w:t xml:space="preserve">Big height gap = 2 (includes original value 3 = Big)</w:t>
@@ -914,12 +976,8 @@
     </w:tbl>
     <w:p>
       <w:pPr>
-        <w:pStyle w:val="BodyText"/>
-      </w:pPr>
-    </w:p>
-    <w:p>
-      <w:pPr>
         <w:pStyle w:val="Question"/>
+        <w:keepNext/>
       </w:pPr>
       <w:r>
         <w:t xml:space="preserve">6.</w:t>
@@ -960,12 +1018,8 @@
     </w:p>
     <w:p>
       <w:pPr>
-        <w:pStyle w:val="BodyText"/>
-      </w:pPr>
-    </w:p>
-    <w:p>
-      <w:pPr>
         <w:pStyle w:val="Question"/>
+        <w:keepNext/>
       </w:pPr>
       <w:r>
         <w:t xml:space="preserve">7.</w:t>
@@ -1014,12 +1068,8 @@
     </w:p>
     <w:p>
       <w:pPr>
-        <w:pStyle w:val="BodyText"/>
-      </w:pPr>
-    </w:p>
-    <w:p>
-      <w:pPr>
         <w:pStyle w:val="Question"/>
+        <w:keepNext/>
       </w:pPr>
       <w:r>
         <w:t xml:space="preserve">8.</w:t>
@@ -1055,9 +1105,7 @@
         <w:pStyle w:val="AnswerBox"/>
       </w:pPr>
       <w:r>
-        <w:rPr>
-          <w:rStyle w:val="VerbatimChar"/>
-        </w:rPr>
+        <w:rPr/>
         <w:t xml:space="preserve">Write-up</w:t>
       </w:r>
       <w:r>
@@ -1066,12 +1114,8 @@
     </w:p>
     <w:p>
       <w:pPr>
-        <w:pStyle w:val="BodyText"/>
-      </w:pPr>
-    </w:p>
-    <w:p>
-      <w:pPr>
         <w:pStyle w:val="Question"/>
+        <w:keepNext/>
       </w:pPr>
       <w:r>
         <w:t xml:space="preserve">9. Grab a screenshot of the homework checker screen, showing all of your input answers in green (correct). Paste it below this step.</w:t>
@@ -1107,9 +1151,7 @@
         <w:pStyle w:val="AnswerBox"/>
       </w:pPr>
       <w:r>
-        <w:rPr>
-          <w:rStyle w:val="VerbatimChar"/>
-        </w:rPr>
+        <w:rPr/>
         <w:t xml:space="preserve">Paste Homework Checker screenshot here</w:t>
       </w:r>
       <w:r>
@@ -1117,9 +1159,9 @@
       </w:r>
     </w:p>
     <w:p>
-      <w:pPr>
-        <w:pStyle w:val="BodyText"/>
-      </w:pPr>
+      <w:r>
+        <w:br w:type="page"/>
+      </w:r>
     </w:p>
     <w:bookmarkEnd w:id="20"/>
     <w:bookmarkEnd w:id="21"/>
@@ -1172,11 +1214,13 @@
     </w:p>
     <w:p>
       <w:pPr>
-        <w:pStyle w:val="Compact"/>
+        <w:pStyle w:val="ListParagraph"/>
         <w:numPr>
           <w:ilvl w:val="0"/>
-          <w:numId w:val="1006"/>
+          <w:numId w:val="104"/>
         </w:numPr>
+        <w:spacing w:before="0" w:after="120" w:line="288" w:lineRule="auto"/>
+        <w:widowControl/>
       </w:pPr>
       <w:r>
         <w:rPr>
@@ -1209,11 +1253,13 @@
     </w:p>
     <w:p>
       <w:pPr>
-        <w:pStyle w:val="Compact"/>
+        <w:pStyle w:val="ListParagraph"/>
         <w:numPr>
           <w:ilvl w:val="0"/>
-          <w:numId w:val="1006"/>
+          <w:numId w:val="104"/>
         </w:numPr>
+        <w:spacing w:before="0" w:after="120" w:line="288" w:lineRule="auto"/>
+        <w:widowControl/>
       </w:pPr>
       <w:r>
         <w:rPr>
@@ -1260,6 +1306,7 @@
     <w:p>
       <w:pPr>
         <w:pStyle w:val="Question"/>
+        <w:keepNext/>
       </w:pPr>
       <w:r>
         <w:t xml:space="preserve">1.</w:t>
@@ -1301,19 +1348,12 @@
         <w:pStyle w:val="AnswerBox"/>
       </w:pPr>
       <w:r>
-        <w:rPr>
-          <w:rStyle w:val="VerbatimChar"/>
-        </w:rPr>
+        <w:rPr/>
         <w:t xml:space="preserve">Answer</w:t>
       </w:r>
       <w:r>
         <w:t xml:space="preserve">:</w:t>
       </w:r>
-    </w:p>
-    <w:p>
-      <w:pPr>
-        <w:pStyle w:val="BodyText"/>
-      </w:pPr>
     </w:p>
     <w:p>
       <w:pPr>
@@ -1341,11 +1381,13 @@
     </w:p>
     <w:p>
       <w:pPr>
-        <w:pStyle w:val="Compact"/>
+        <w:pStyle w:val="ListParagraph"/>
         <w:numPr>
           <w:ilvl w:val="0"/>
-          <w:numId w:val="1007"/>
+          <w:numId w:val="105"/>
         </w:numPr>
+        <w:spacing w:before="0" w:after="120" w:line="288" w:lineRule="auto"/>
+        <w:widowControl/>
       </w:pPr>
       <w:r>
         <w:t xml:space="preserve">Each variable has a label</w:t>
@@ -1353,11 +1395,13 @@
     </w:p>
     <w:p>
       <w:pPr>
-        <w:pStyle w:val="Compact"/>
+        <w:pStyle w:val="ListParagraph"/>
         <w:numPr>
           <w:ilvl w:val="0"/>
-          <w:numId w:val="1007"/>
+          <w:numId w:val="105"/>
         </w:numPr>
+        <w:spacing w:before="0" w:after="120" w:line="288" w:lineRule="auto"/>
+        <w:widowControl/>
       </w:pPr>
       <w:r>
         <w:t xml:space="preserve">Missing values are declared for both SMES subscale variables</w:t>
@@ -1487,6 +1531,11 @@
       </w:r>
       <w:r>
         <w:t xml:space="preserve">as the variables in the analysis.</w:t>
+      </w:r>
+    </w:p>
+    <w:p>
+      <w:r>
+        <w:br w:type="page"/>
       </w:r>
     </w:p>
     <w:p>
@@ -1837,12 +1886,8 @@
     </w:tbl>
     <w:p>
       <w:pPr>
-        <w:pStyle w:val="BodyText"/>
-      </w:pPr>
-    </w:p>
-    <w:p>
-      <w:pPr>
         <w:pStyle w:val="Question"/>
+        <w:keepNext/>
       </w:pPr>
       <w:r>
         <w:t xml:space="preserve">6.</w:t>
@@ -1883,12 +1928,8 @@
     </w:p>
     <w:p>
       <w:pPr>
-        <w:pStyle w:val="BodyText"/>
-      </w:pPr>
-    </w:p>
-    <w:p>
-      <w:pPr>
         <w:pStyle w:val="Question"/>
+        <w:keepNext/>
       </w:pPr>
       <w:r>
         <w:t xml:space="preserve">7.</w:t>
@@ -1937,12 +1978,8 @@
     </w:p>
     <w:p>
       <w:pPr>
-        <w:pStyle w:val="BodyText"/>
-      </w:pPr>
-    </w:p>
-    <w:p>
-      <w:pPr>
         <w:pStyle w:val="Question"/>
+        <w:keepNext/>
       </w:pPr>
       <w:r>
         <w:t xml:space="preserve">8.</w:t>
@@ -1978,9 +2015,7 @@
         <w:pStyle w:val="AnswerBox"/>
       </w:pPr>
       <w:r>
-        <w:rPr>
-          <w:rStyle w:val="VerbatimChar"/>
-        </w:rPr>
+        <w:rPr/>
         <w:t xml:space="preserve">Write-up</w:t>
       </w:r>
       <w:r>
@@ -1989,12 +2024,8 @@
     </w:p>
     <w:p>
       <w:pPr>
-        <w:pStyle w:val="BodyText"/>
-      </w:pPr>
-    </w:p>
-    <w:p>
-      <w:pPr>
         <w:pStyle w:val="Question"/>
+        <w:keepNext/>
       </w:pPr>
       <w:r>
         <w:t xml:space="preserve">9. Grab a screenshot of the homework checker screen, showing all of your input answers in green (correct). Paste it below this step.</w:t>
@@ -2030,18 +2061,11 @@
         <w:pStyle w:val="AnswerBox"/>
       </w:pPr>
       <w:r>
-        <w:rPr>
-          <w:rStyle w:val="VerbatimChar"/>
-        </w:rPr>
+        <w:rPr/>
         <w:t xml:space="preserve">Paste Homework Checker screenshot here</w:t>
       </w:r>
       <w:r>
         <w:t xml:space="preserve">:</w:t>
-      </w:r>
-    </w:p>
-    <w:p>
-      <w:r>
-        <w:br w:type="page"/>
       </w:r>
     </w:p>
     <w:bookmarkEnd w:id="22"/>
@@ -2056,68 +2080,127 @@
         <w:t xml:space="preserve">Multigroup Analysis (15 points)</w:t>
       </w:r>
     </w:p>
-    <w:p>
-      <w:pPr>
-        <w:pStyle w:val="box"/>
-      </w:pPr>
-      <w:r>
-        <w:rPr>
-          <w:rStyle w:val="section-title"/>
-        </w:rPr>
-        <w:t xml:space="preserve">Instructions</w:t>
-      </w:r>
-    </w:p>
-    <w:p>
-      <w:pPr>
-        <w:pStyle w:val="box"/>
-      </w:pPr>
-      <w:r>
-        <w:t xml:space="preserve">Another important skill is to be able to identify the proper variables and select and complete the proper analysis for questions about a dataset with several variables. In this section, we’ll use the</w:t>
-      </w:r>
-      <w:r>
-        <w:t xml:space="preserve"> </w:t>
-      </w:r>
-      <w:r>
-        <w:rPr>
-          <w:rStyle w:val="VerbatimChar"/>
-        </w:rPr>
-        <w:t xml:space="preserve">hotones_data.sav</w:t>
-      </w:r>
-      <w:r>
-        <w:t xml:space="preserve"> </w:t>
-      </w:r>
-      <w:r>
-        <w:t xml:space="preserve">dataset to practice identifying which type of ANOVA to use for different research questions.</w:t>
-      </w:r>
-    </w:p>
-    <w:p>
-      <w:pPr>
-        <w:pStyle w:val="box"/>
-      </w:pPr>
-      <w:r>
-        <w:t xml:space="preserve">A researcher has collected data about Hot Ones episodes to test various hypotheses about the show. The dataset includes information about YouTube engagement metrics, guest characteristics, and the Scoville Heat Units (SHU) of each hot sauce used in the episodes.</w:t>
-      </w:r>
-    </w:p>
-    <w:p>
-      <w:pPr>
-        <w:pStyle w:val="box"/>
-      </w:pPr>
-      <w:r>
-        <w:t xml:space="preserve">Open the dataset and identify which variables are qualitative and which are quantitative.</w:t>
-      </w:r>
-    </w:p>
+    <w:tbl>
+      <w:tblPr>
+        <w:tblStyle w:val="Table"/>
+        <w:tblLook w:firstRow="1" w:lastRow="0" w:firstColumn="0" w:lastColumn="0" w:noHBand="0" w:noVBand="0" w:val="0020"/>
+        <w:tblBorders>
+          <w:top w:val="single" w:sz="4" w:space="0" w:color="ECCC87"/>
+          <w:left w:val="single" w:sz="4" w:space="0" w:color="ECCC87"/>
+          <w:bottom w:val="single" w:sz="4" w:space="0" w:color="ECCC87"/>
+          <w:right w:val="single" w:sz="4" w:space="0" w:color="ECCC87"/>
+          <w:insideH w:val="nil" w:sz="0" w:space="0" w:color="ECCC87"/>
+          <w:insideV w:val="nil" w:sz="0" w:space="0" w:color="ECCC87"/>
+        </w:tblBorders>
+        <w:tblCellMar>
+          <w:left w:w="144" w:type="dxa"/>
+          <w:right w:w="144" w:type="dxa"/>
+        </w:tblCellMar>
+        <w:tblCaption w:val="Instructions information box"/>
+        <w:tblDescription w:val="Instructions callout containing related guidance and content."/>
+      </w:tblPr>
+      <w:tr>
+        <w:trPr>
+          <w:cantSplit/>
+          <w:tblHeader/>
+        </w:trPr>
+        <w:tc>
+          <w:tcPr>
+            <w:shd w:color="auto" w:fill="FDF6E3" w:val="clear"/>
+            <w:tcMar>
+              <w:top w:w="100" w:type="dxa"/>
+              <w:bottom w:w="100" w:type="dxa"/>
+              <w:left w:w="140" w:type="dxa"/>
+              <w:right w:w="140" w:type="dxa"/>
+            </w:tcMar>
+          </w:tcPr>
+          <w:p>
+            <w:pPr>
+              <w:pStyle w:val="FirstParagraph"/>
+              <w:spacing xmlns:w="http://schemas.openxmlformats.org/wordprocessingml/2006/main" w:before="0" w:after="0" w:line="240" w:lineRule="auto"/>
+              <w:keepNext/>
+            </w:pPr>
+            <w:r>
+              <w:rPr>
+                <w:rStyle w:val="section-title"/>
+              </w:rPr>
+              <w:t xml:space="preserve">Instructions</w:t>
+            </w:r>
+          </w:p>
+        </w:tc>
+      </w:tr>
+      <w:tr>
+        <w:trPr>
+          <w:cantSplit/>
+        </w:trPr>
+        <w:tc>
+          <w:tcPr>
+            <w:tcMar>
+              <w:top w:w="100" w:type="dxa"/>
+              <w:bottom w:w="100" w:type="dxa"/>
+              <w:left w:w="140" w:type="dxa"/>
+              <w:right w:w="140" w:type="dxa"/>
+            </w:tcMar>
+            <w:shd w:val="clear" w:color="auto" w:fill="FDF6E3"/>
+          </w:tcPr>
+          <w:p>
+            <w:pPr>
+              <w:pStyle w:val="BodyText"/>
+              <w:spacing xmlns:w="http://schemas.openxmlformats.org/wordprocessingml/2006/main" w:before="0" w:after="120" w:line="288" w:lineRule="auto"/>
+            </w:pPr>
+            <w:r>
+              <w:t xml:space="preserve">Another important skill is to be able to identify the proper variables and select and complete the proper analysis for questions about a dataset with several variables. In this section, we’ll use the</w:t>
+            </w:r>
+            <w:r>
+              <w:t xml:space="preserve"> </w:t>
+            </w:r>
+            <w:r>
+              <w:rPr>
+                <w:rStyle w:val="VerbatimChar"/>
+              </w:rPr>
+              <w:t xml:space="preserve">hotones_data.sav</w:t>
+            </w:r>
+            <w:r>
+              <w:t xml:space="preserve"> </w:t>
+            </w:r>
+            <w:r>
+              <w:t xml:space="preserve">dataset to practice identifying which type of ANOVA to use for different research questions.</w:t>
+            </w:r>
+          </w:p>
+          <w:p>
+            <w:pPr>
+              <w:pStyle w:val="BodyText"/>
+              <w:spacing w:before="0" w:after="120" w:line="288" w:lineRule="auto"/>
+            </w:pPr>
+            <w:r>
+              <w:t xml:space="preserve">A researcher has collected data about Hot Ones episodes to test various hypotheses about the show. The dataset includes information about YouTube engagement metrics, guest characteristics, and the Scoville Heat Units (SHU) of each hot sauce used in the episodes.</w:t>
+            </w:r>
+          </w:p>
+          <w:p>
+            <w:pPr>
+              <w:pStyle w:val="BodyText"/>
+              <w:spacing xmlns:w="http://schemas.openxmlformats.org/wordprocessingml/2006/main" w:after="40" w:before="0" w:line="288" w:lineRule="auto"/>
+            </w:pPr>
+            <w:r>
+              <w:t xml:space="preserve">Open the dataset and identify which variables are qualitative and which are quantitative.</w:t>
+            </w:r>
+          </w:p>
+        </w:tc>
+      </w:tr>
+    </w:tbl>
     <w:p>
       <w:pPr>
         <w:pStyle w:val="BodyText"/>
+        <w:spacing w:before="360"/>
       </w:pPr>
       <w:r>
         <w:t xml:space="preserve">A researcher has collected these data to test various hypotheses about Hot Ones episodes. Below are four questions the researcher has asked you to test. For each, identify the appropriate type of ANOVA, the IV and the DV, write the H₀, and tell which variables you will use to complete the analysis.</w:t>
       </w:r>
     </w:p>
     <w:p>
-      <w:pPr>
-        <w:pStyle w:val="BodyText"/>
-      </w:pPr>
+      <w:r>
+        <w:br w:type="page"/>
+      </w:r>
     </w:p>
     <w:bookmarkStart w:id="25" w:name="rh3-multigroup-analysis-question-1"/>
     <w:p>
@@ -2174,11 +2257,13 @@
     </w:p>
     <w:p>
       <w:pPr>
-        <w:pStyle w:val="Compact"/>
+        <w:pStyle w:val="ListParagraph"/>
         <w:numPr>
           <w:ilvl w:val="0"/>
-          <w:numId w:val="1008"/>
+          <w:numId w:val="106"/>
         </w:numPr>
+        <w:spacing w:before="0" w:after="120" w:line="288" w:lineRule="auto"/>
+        <w:widowControl/>
       </w:pPr>
       <w:r>
         <w:rPr>
@@ -2211,11 +2296,13 @@
     </w:p>
     <w:p>
       <w:pPr>
-        <w:pStyle w:val="Compact"/>
+        <w:pStyle w:val="ListParagraph"/>
         <w:numPr>
           <w:ilvl w:val="0"/>
-          <w:numId w:val="1008"/>
+          <w:numId w:val="106"/>
         </w:numPr>
+        <w:spacing w:before="0" w:after="120" w:line="288" w:lineRule="auto"/>
+        <w:widowControl/>
       </w:pPr>
       <w:r>
         <w:rPr>
@@ -2249,6 +2336,7 @@
     <w:p>
       <w:pPr>
         <w:pStyle w:val="Question"/>
+        <w:keepNext/>
       </w:pPr>
       <w:r>
         <w:t xml:space="preserve">1.</w:t>
@@ -2289,12 +2377,8 @@
     </w:p>
     <w:p>
       <w:pPr>
-        <w:pStyle w:val="BodyText"/>
-      </w:pPr>
-    </w:p>
-    <w:p>
-      <w:pPr>
         <w:pStyle w:val="Question"/>
+        <w:keepNext/>
       </w:pPr>
       <w:r>
         <w:t xml:space="preserve">2.</w:t>
@@ -2330,9 +2414,7 @@
         <w:pStyle w:val="AnswerBox"/>
       </w:pPr>
       <w:r>
-        <w:rPr>
-          <w:rStyle w:val="VerbatimChar"/>
-        </w:rPr>
+        <w:rPr/>
         <w:t xml:space="preserve">Answer</w:t>
       </w:r>
       <w:r>
@@ -2341,12 +2423,8 @@
     </w:p>
     <w:p>
       <w:pPr>
-        <w:pStyle w:val="BodyText"/>
-      </w:pPr>
-    </w:p>
-    <w:p>
-      <w:pPr>
         <w:pStyle w:val="Question"/>
+        <w:keepNext/>
       </w:pPr>
       <w:r>
         <w:t xml:space="preserve">3.</w:t>
@@ -2382,9 +2460,7 @@
         <w:pStyle w:val="AnswerBox"/>
       </w:pPr>
       <w:r>
-        <w:rPr>
-          <w:rStyle w:val="VerbatimChar"/>
-        </w:rPr>
+        <w:rPr/>
         <w:t xml:space="preserve">Answer</w:t>
       </w:r>
       <w:r>
@@ -2393,12 +2469,8 @@
     </w:p>
     <w:p>
       <w:pPr>
-        <w:pStyle w:val="BodyText"/>
-      </w:pPr>
-    </w:p>
-    <w:p>
-      <w:pPr>
         <w:pStyle w:val="Question"/>
+        <w:keepNext/>
       </w:pPr>
       <w:r>
         <w:t xml:space="preserve">4.</w:t>
@@ -2438,9 +2510,9 @@
       </w:r>
     </w:p>
     <w:p>
-      <w:pPr>
-        <w:pStyle w:val="BodyText"/>
-      </w:pPr>
+      <w:r>
+        <w:br w:type="page"/>
+      </w:r>
     </w:p>
     <w:p>
       <w:pPr>
@@ -2474,11 +2546,13 @@
     </w:p>
     <w:p>
       <w:pPr>
-        <w:pStyle w:val="Compact"/>
+        <w:pStyle w:val="ListParagraph"/>
         <w:numPr>
           <w:ilvl w:val="0"/>
-          <w:numId w:val="1009"/>
+          <w:numId w:val="107"/>
         </w:numPr>
+        <w:spacing w:before="0" w:after="120" w:line="288" w:lineRule="auto"/>
+        <w:widowControl/>
       </w:pPr>
       <w:r>
         <w:rPr>
@@ -2511,11 +2585,13 @@
     </w:p>
     <w:p>
       <w:pPr>
-        <w:pStyle w:val="Compact"/>
+        <w:pStyle w:val="ListParagraph"/>
         <w:numPr>
           <w:ilvl w:val="0"/>
-          <w:numId w:val="1009"/>
+          <w:numId w:val="107"/>
         </w:numPr>
+        <w:spacing w:before="0" w:after="120" w:line="288" w:lineRule="auto"/>
+        <w:widowControl/>
       </w:pPr>
       <w:r>
         <w:t xml:space="preserve">Create a new variable</w:t>
@@ -2553,11 +2629,13 @@
     </w:p>
     <w:p>
       <w:pPr>
-        <w:pStyle w:val="Compact"/>
+        <w:pStyle w:val="ListParagraph"/>
         <w:numPr>
           <w:ilvl w:val="0"/>
-          <w:numId w:val="1009"/>
+          <w:numId w:val="107"/>
         </w:numPr>
+        <w:spacing w:before="0" w:after="120" w:line="288" w:lineRule="auto"/>
+        <w:widowControl/>
       </w:pPr>
       <w:r>
         <w:t xml:space="preserve">Create a new variable</w:t>
@@ -2596,6 +2674,7 @@
     <w:p>
       <w:pPr>
         <w:pStyle w:val="Question"/>
+        <w:keepNext/>
       </w:pPr>
       <w:r>
         <w:t xml:space="preserve">6.</w:t>
@@ -2631,19 +2710,12 @@
         <w:pStyle w:val="AnswerBox"/>
       </w:pPr>
       <w:r>
-        <w:rPr>
-          <w:rStyle w:val="VerbatimChar"/>
-        </w:rPr>
+        <w:rPr/>
         <w:t xml:space="preserve">Answer</w:t>
       </w:r>
       <w:r>
         <w:t xml:space="preserve">:</w:t>
       </w:r>
-    </w:p>
-    <w:p>
-      <w:pPr>
-        <w:pStyle w:val="BodyText"/>
-      </w:pPr>
     </w:p>
     <w:p>
       <w:pPr>
@@ -3047,12 +3119,8 @@
     </w:tbl>
     <w:p>
       <w:pPr>
-        <w:pStyle w:val="BodyText"/>
-      </w:pPr>
-    </w:p>
-    <w:p>
-      <w:pPr>
         <w:pStyle w:val="Question"/>
+        <w:keepNext/>
       </w:pPr>
       <w:r>
         <w:t xml:space="preserve">8.</w:t>
@@ -3101,12 +3169,8 @@
     </w:p>
     <w:p>
       <w:pPr>
-        <w:pStyle w:val="BodyText"/>
-      </w:pPr>
-    </w:p>
-    <w:p>
-      <w:pPr>
         <w:pStyle w:val="Question"/>
+        <w:keepNext/>
       </w:pPr>
       <w:r>
         <w:t xml:space="preserve">9.</w:t>
@@ -3142,9 +3206,7 @@
         <w:pStyle w:val="AnswerBox"/>
       </w:pPr>
       <w:r>
-        <w:rPr>
-          <w:rStyle w:val="VerbatimChar"/>
-        </w:rPr>
+        <w:rPr/>
         <w:t xml:space="preserve">Write-up</w:t>
       </w:r>
       <w:r>
@@ -3153,12 +3215,8 @@
     </w:p>
     <w:p>
       <w:pPr>
-        <w:pStyle w:val="BodyText"/>
-      </w:pPr>
-    </w:p>
-    <w:p>
-      <w:pPr>
         <w:pStyle w:val="Question"/>
+        <w:keepNext/>
       </w:pPr>
       <w:r>
         <w:t xml:space="preserve">10. Grab a screenshot of the homework checker screen, showing all of your input answers in green (correct). Paste it below this step.</w:t>
@@ -3194,9 +3252,7 @@
         <w:pStyle w:val="AnswerBox"/>
       </w:pPr>
       <w:r>
-        <w:rPr>
-          <w:rStyle w:val="VerbatimChar"/>
-        </w:rPr>
+        <w:rPr/>
         <w:t xml:space="preserve">Paste Homework Checker screenshot here</w:t>
       </w:r>
       <w:r>
@@ -3204,9 +3260,9 @@
       </w:r>
     </w:p>
     <w:p>
-      <w:pPr>
-        <w:pStyle w:val="BodyText"/>
-      </w:pPr>
+      <w:r>
+        <w:br w:type="page"/>
+      </w:r>
     </w:p>
     <w:bookmarkEnd w:id="25"/>
     <w:bookmarkStart w:id="26" w:name="rh4-multigroup-analysis-question-2"/>
@@ -3270,11 +3326,13 @@
     </w:p>
     <w:p>
       <w:pPr>
-        <w:pStyle w:val="Compact"/>
+        <w:pStyle w:val="ListParagraph"/>
         <w:numPr>
           <w:ilvl w:val="0"/>
-          <w:numId w:val="1010"/>
+          <w:numId w:val="108"/>
         </w:numPr>
+        <w:spacing w:before="0" w:after="120" w:line="288" w:lineRule="auto"/>
+        <w:widowControl/>
       </w:pPr>
       <w:r>
         <w:rPr>
@@ -3307,11 +3365,13 @@
     </w:p>
     <w:p>
       <w:pPr>
-        <w:pStyle w:val="Compact"/>
+        <w:pStyle w:val="ListParagraph"/>
         <w:numPr>
           <w:ilvl w:val="0"/>
-          <w:numId w:val="1010"/>
+          <w:numId w:val="108"/>
         </w:numPr>
+        <w:spacing w:before="0" w:after="120" w:line="288" w:lineRule="auto"/>
+        <w:widowControl/>
       </w:pPr>
       <w:r>
         <w:rPr>
@@ -3345,6 +3405,7 @@
     <w:p>
       <w:pPr>
         <w:pStyle w:val="Question"/>
+        <w:keepNext/>
       </w:pPr>
       <w:r>
         <w:t xml:space="preserve">1.</w:t>
@@ -3385,12 +3446,8 @@
     </w:p>
     <w:p>
       <w:pPr>
-        <w:pStyle w:val="BodyText"/>
-      </w:pPr>
-    </w:p>
-    <w:p>
-      <w:pPr>
         <w:pStyle w:val="Question"/>
+        <w:keepNext/>
       </w:pPr>
       <w:r>
         <w:t xml:space="preserve">2.</w:t>
@@ -3426,9 +3483,7 @@
         <w:pStyle w:val="AnswerBox"/>
       </w:pPr>
       <w:r>
-        <w:rPr>
-          <w:rStyle w:val="VerbatimChar"/>
-        </w:rPr>
+        <w:rPr/>
         <w:t xml:space="preserve">Answer</w:t>
       </w:r>
       <w:r>
@@ -3437,12 +3492,8 @@
     </w:p>
     <w:p>
       <w:pPr>
-        <w:pStyle w:val="BodyText"/>
-      </w:pPr>
-    </w:p>
-    <w:p>
-      <w:pPr>
         <w:pStyle w:val="Question"/>
+        <w:keepNext/>
       </w:pPr>
       <w:r>
         <w:t xml:space="preserve">3.</w:t>
@@ -3478,9 +3529,7 @@
         <w:pStyle w:val="AnswerBox"/>
       </w:pPr>
       <w:r>
-        <w:rPr>
-          <w:rStyle w:val="VerbatimChar"/>
-        </w:rPr>
+        <w:rPr/>
         <w:t xml:space="preserve">Answer</w:t>
       </w:r>
       <w:r>
@@ -3489,12 +3538,8 @@
     </w:p>
     <w:p>
       <w:pPr>
-        <w:pStyle w:val="BodyText"/>
-      </w:pPr>
-    </w:p>
-    <w:p>
-      <w:pPr>
         <w:pStyle w:val="Question"/>
+        <w:keepNext/>
       </w:pPr>
       <w:r>
         <w:t xml:space="preserve">4.</w:t>
@@ -3534,9 +3579,9 @@
       </w:r>
     </w:p>
     <w:p>
-      <w:pPr>
-        <w:pStyle w:val="BodyText"/>
-      </w:pPr>
+      <w:r>
+        <w:br w:type="page"/>
+      </w:r>
     </w:p>
     <w:p>
       <w:pPr>
@@ -3600,11 +3645,13 @@
     </w:p>
     <w:p>
       <w:pPr>
-        <w:pStyle w:val="Compact"/>
+        <w:pStyle w:val="ListParagraph"/>
         <w:numPr>
           <w:ilvl w:val="0"/>
-          <w:numId w:val="1011"/>
+          <w:numId w:val="109"/>
         </w:numPr>
+        <w:spacing w:before="0" w:after="120" w:line="288" w:lineRule="auto"/>
+        <w:widowControl/>
       </w:pPr>
       <w:r>
         <w:rPr>
@@ -3637,11 +3684,13 @@
     </w:p>
     <w:p>
       <w:pPr>
-        <w:pStyle w:val="Compact"/>
+        <w:pStyle w:val="ListParagraph"/>
         <w:numPr>
           <w:ilvl w:val="0"/>
-          <w:numId w:val="1011"/>
+          <w:numId w:val="109"/>
         </w:numPr>
+        <w:spacing w:before="0" w:after="120" w:line="288" w:lineRule="auto"/>
+        <w:widowControl/>
       </w:pPr>
       <w:r>
         <w:t xml:space="preserve">Create a new variable</w:t>
@@ -3664,11 +3713,13 @@
     </w:p>
     <w:p>
       <w:pPr>
-        <w:pStyle w:val="Compact"/>
+        <w:pStyle w:val="ListParagraph"/>
         <w:numPr>
           <w:ilvl w:val="1"/>
-          <w:numId w:val="1012"/>
+          <w:numId w:val="110"/>
         </w:numPr>
+        <w:spacing w:before="0" w:after="120" w:line="288" w:lineRule="auto"/>
+        <w:widowControl/>
       </w:pPr>
       <w:r>
         <w:rPr>
@@ -3700,11 +3751,13 @@
     </w:p>
     <w:p>
       <w:pPr>
-        <w:pStyle w:val="Compact"/>
+        <w:pStyle w:val="ListParagraph"/>
         <w:numPr>
           <w:ilvl w:val="1"/>
-          <w:numId w:val="1012"/>
+          <w:numId w:val="110"/>
         </w:numPr>
+        <w:spacing w:before="0" w:after="120" w:line="288" w:lineRule="auto"/>
+        <w:widowControl/>
       </w:pPr>
       <w:r>
         <w:rPr>
@@ -3722,6 +3775,7 @@
     <w:p>
       <w:pPr>
         <w:pStyle w:val="Question"/>
+        <w:keepNext/>
       </w:pPr>
       <w:r>
         <w:t xml:space="preserve">6.</w:t>
@@ -3757,19 +3811,12 @@
         <w:pStyle w:val="AnswerBox"/>
       </w:pPr>
       <w:r>
-        <w:rPr>
-          <w:rStyle w:val="VerbatimChar"/>
-        </w:rPr>
+        <w:rPr/>
         <w:t xml:space="preserve">Answer</w:t>
       </w:r>
       <w:r>
         <w:t xml:space="preserve">:</w:t>
       </w:r>
-    </w:p>
-    <w:p>
-      <w:pPr>
-        <w:pStyle w:val="BodyText"/>
-      </w:pPr>
     </w:p>
     <w:p>
       <w:pPr>
@@ -4173,12 +4220,8 @@
     </w:tbl>
     <w:p>
       <w:pPr>
-        <w:pStyle w:val="BodyText"/>
-      </w:pPr>
-    </w:p>
-    <w:p>
-      <w:pPr>
         <w:pStyle w:val="Question"/>
+        <w:keepNext/>
       </w:pPr>
       <w:r>
         <w:t xml:space="preserve">8.</w:t>
@@ -4227,12 +4270,8 @@
     </w:p>
     <w:p>
       <w:pPr>
-        <w:pStyle w:val="BodyText"/>
-      </w:pPr>
-    </w:p>
-    <w:p>
-      <w:pPr>
         <w:pStyle w:val="Question"/>
+        <w:keepNext/>
       </w:pPr>
       <w:r>
         <w:t xml:space="preserve">9.</w:t>
@@ -4268,9 +4307,7 @@
         <w:pStyle w:val="AnswerBox"/>
       </w:pPr>
       <w:r>
-        <w:rPr>
-          <w:rStyle w:val="VerbatimChar"/>
-        </w:rPr>
+        <w:rPr/>
         <w:t xml:space="preserve">Write-up</w:t>
       </w:r>
       <w:r>
@@ -4279,12 +4316,8 @@
     </w:p>
     <w:p>
       <w:pPr>
-        <w:pStyle w:val="BodyText"/>
-      </w:pPr>
-    </w:p>
-    <w:p>
-      <w:pPr>
         <w:pStyle w:val="Question"/>
+        <w:keepNext/>
       </w:pPr>
       <w:r>
         <w:t xml:space="preserve">10. Grab a screenshot of the homework checker screen, showing all of your input answers in green (correct). Paste it below this step.</w:t>
@@ -4320,9 +4353,7 @@
         <w:pStyle w:val="AnswerBox"/>
       </w:pPr>
       <w:r>
-        <w:rPr>
-          <w:rStyle w:val="VerbatimChar"/>
-        </w:rPr>
+        <w:rPr/>
         <w:t xml:space="preserve">Paste Homework Checker screenshot here</w:t>
       </w:r>
       <w:r>
@@ -4330,9 +4361,9 @@
       </w:r>
     </w:p>
     <w:p>
-      <w:pPr>
-        <w:pStyle w:val="BodyText"/>
-      </w:pPr>
+      <w:r>
+        <w:br w:type="page"/>
+      </w:r>
     </w:p>
     <w:bookmarkEnd w:id="26"/>
     <w:bookmarkStart w:id="27" w:name="rh5-multigroup-analysis-question-3"/>
@@ -4432,11 +4463,13 @@
     </w:p>
     <w:p>
       <w:pPr>
-        <w:pStyle w:val="Compact"/>
+        <w:pStyle w:val="ListParagraph"/>
         <w:numPr>
           <w:ilvl w:val="0"/>
-          <w:numId w:val="1013"/>
+          <w:numId w:val="111"/>
         </w:numPr>
+        <w:spacing w:before="0" w:after="120" w:line="288" w:lineRule="auto"/>
+        <w:widowControl/>
       </w:pPr>
       <w:r>
         <w:rPr>
@@ -4484,11 +4517,13 @@
     </w:p>
     <w:p>
       <w:pPr>
-        <w:pStyle w:val="Compact"/>
+        <w:pStyle w:val="ListParagraph"/>
         <w:numPr>
           <w:ilvl w:val="0"/>
-          <w:numId w:val="1013"/>
+          <w:numId w:val="111"/>
         </w:numPr>
+        <w:spacing w:before="0" w:after="120" w:line="288" w:lineRule="auto"/>
+        <w:widowControl/>
       </w:pPr>
       <w:r>
         <w:rPr>
@@ -4537,6 +4572,7 @@
     <w:p>
       <w:pPr>
         <w:pStyle w:val="Question"/>
+        <w:keepNext/>
       </w:pPr>
       <w:r>
         <w:t xml:space="preserve">1.</w:t>
@@ -4577,12 +4613,8 @@
     </w:p>
     <w:p>
       <w:pPr>
-        <w:pStyle w:val="BodyText"/>
-      </w:pPr>
-    </w:p>
-    <w:p>
-      <w:pPr>
         <w:pStyle w:val="Question"/>
+        <w:keepNext/>
       </w:pPr>
       <w:r>
         <w:t xml:space="preserve">2.</w:t>
@@ -4618,9 +4650,7 @@
         <w:pStyle w:val="AnswerBox"/>
       </w:pPr>
       <w:r>
-        <w:rPr>
-          <w:rStyle w:val="VerbatimChar"/>
-        </w:rPr>
+        <w:rPr/>
         <w:t xml:space="preserve">Answer</w:t>
       </w:r>
       <w:r>
@@ -4629,12 +4659,8 @@
     </w:p>
     <w:p>
       <w:pPr>
-        <w:pStyle w:val="BodyText"/>
-      </w:pPr>
-    </w:p>
-    <w:p>
-      <w:pPr>
         <w:pStyle w:val="Question"/>
+        <w:keepNext/>
       </w:pPr>
       <w:r>
         <w:t xml:space="preserve">3.</w:t>
@@ -4670,9 +4696,7 @@
         <w:pStyle w:val="AnswerBox"/>
       </w:pPr>
       <w:r>
-        <w:rPr>
-          <w:rStyle w:val="VerbatimChar"/>
-        </w:rPr>
+        <w:rPr/>
         <w:t xml:space="preserve">Answer</w:t>
       </w:r>
       <w:r>
@@ -4681,12 +4705,8 @@
     </w:p>
     <w:p>
       <w:pPr>
-        <w:pStyle w:val="BodyText"/>
-      </w:pPr>
-    </w:p>
-    <w:p>
-      <w:pPr>
         <w:pStyle w:val="Question"/>
+        <w:keepNext/>
       </w:pPr>
       <w:r>
         <w:t xml:space="preserve">4.</w:t>
@@ -4726,9 +4746,9 @@
       </w:r>
     </w:p>
     <w:p>
-      <w:pPr>
-        <w:pStyle w:val="BodyText"/>
-      </w:pPr>
+      <w:r>
+        <w:br w:type="page"/>
+      </w:r>
     </w:p>
     <w:p>
       <w:pPr>
@@ -4841,6 +4861,7 @@
     <w:p>
       <w:pPr>
         <w:pStyle w:val="Question"/>
+        <w:keepNext/>
       </w:pPr>
       <w:r>
         <w:t xml:space="preserve">7.</w:t>
@@ -4876,19 +4897,12 @@
         <w:pStyle w:val="AnswerBox"/>
       </w:pPr>
       <w:r>
-        <w:rPr>
-          <w:rStyle w:val="VerbatimChar"/>
-        </w:rPr>
+        <w:rPr/>
         <w:t xml:space="preserve">Answer</w:t>
       </w:r>
       <w:r>
         <w:t xml:space="preserve">:</w:t>
       </w:r>
-    </w:p>
-    <w:p>
-      <w:pPr>
-        <w:pStyle w:val="BodyText"/>
-      </w:pPr>
     </w:p>
     <w:p>
       <w:pPr>
@@ -5292,12 +5306,8 @@
     </w:tbl>
     <w:p>
       <w:pPr>
-        <w:pStyle w:val="BodyText"/>
-      </w:pPr>
-    </w:p>
-    <w:p>
-      <w:pPr>
         <w:pStyle w:val="Question"/>
+        <w:keepNext/>
       </w:pPr>
       <w:r>
         <w:t xml:space="preserve">9.</w:t>
@@ -5346,12 +5356,8 @@
     </w:p>
     <w:p>
       <w:pPr>
-        <w:pStyle w:val="BodyText"/>
-      </w:pPr>
-    </w:p>
-    <w:p>
-      <w:pPr>
         <w:pStyle w:val="Question"/>
+        <w:keepNext/>
       </w:pPr>
       <w:r>
         <w:t xml:space="preserve">10.</w:t>
@@ -5387,9 +5393,7 @@
         <w:pStyle w:val="AnswerBox"/>
       </w:pPr>
       <w:r>
-        <w:rPr>
-          <w:rStyle w:val="VerbatimChar"/>
-        </w:rPr>
+        <w:rPr/>
         <w:t xml:space="preserve">Write-up</w:t>
       </w:r>
       <w:r>
@@ -5398,12 +5402,8 @@
     </w:p>
     <w:p>
       <w:pPr>
-        <w:pStyle w:val="BodyText"/>
-      </w:pPr>
-    </w:p>
-    <w:p>
-      <w:pPr>
         <w:pStyle w:val="Question"/>
+        <w:keepNext/>
       </w:pPr>
       <w:r>
         <w:t xml:space="preserve">11. Grab a screenshot of the homework checker screen, showing all of your input answers in green (correct). Paste it below this step.</w:t>
@@ -5439,9 +5439,7 @@
         <w:pStyle w:val="AnswerBox"/>
       </w:pPr>
       <w:r>
-        <w:rPr>
-          <w:rStyle w:val="VerbatimChar"/>
-        </w:rPr>
+        <w:rPr/>
         <w:t xml:space="preserve">Paste Homework Checker screenshot here</w:t>
       </w:r>
       <w:r>
@@ -5449,9 +5447,9 @@
       </w:r>
     </w:p>
     <w:p>
-      <w:pPr>
-        <w:pStyle w:val="BodyText"/>
-      </w:pPr>
+      <w:r>
+        <w:br w:type="page"/>
+      </w:r>
     </w:p>
     <w:bookmarkEnd w:id="27"/>
     <w:bookmarkStart w:id="28" w:name="rh6-multigroup-analysis-question-4"/>
@@ -5521,11 +5519,13 @@
     </w:p>
     <w:p>
       <w:pPr>
-        <w:pStyle w:val="Compact"/>
+        <w:pStyle w:val="ListParagraph"/>
         <w:numPr>
           <w:ilvl w:val="0"/>
-          <w:numId w:val="1014"/>
+          <w:numId w:val="112"/>
         </w:numPr>
+        <w:spacing w:before="0" w:after="120" w:line="288" w:lineRule="auto"/>
+        <w:widowControl/>
       </w:pPr>
       <w:r>
         <w:rPr>
@@ -5558,11 +5558,13 @@
     </w:p>
     <w:p>
       <w:pPr>
-        <w:pStyle w:val="Compact"/>
+        <w:pStyle w:val="ListParagraph"/>
         <w:numPr>
           <w:ilvl w:val="0"/>
-          <w:numId w:val="1014"/>
+          <w:numId w:val="112"/>
         </w:numPr>
+        <w:spacing w:before="0" w:after="120" w:line="288" w:lineRule="auto"/>
+        <w:widowControl/>
       </w:pPr>
       <w:r>
         <w:rPr>
@@ -5611,6 +5613,7 @@
     <w:p>
       <w:pPr>
         <w:pStyle w:val="Question"/>
+        <w:keepNext/>
       </w:pPr>
       <w:r>
         <w:t xml:space="preserve">1.</w:t>
@@ -5651,12 +5654,8 @@
     </w:p>
     <w:p>
       <w:pPr>
-        <w:pStyle w:val="BodyText"/>
-      </w:pPr>
-    </w:p>
-    <w:p>
-      <w:pPr>
         <w:pStyle w:val="Question"/>
+        <w:keepNext/>
       </w:pPr>
       <w:r>
         <w:t xml:space="preserve">2.</w:t>
@@ -5692,9 +5691,7 @@
         <w:pStyle w:val="AnswerBox"/>
       </w:pPr>
       <w:r>
-        <w:rPr>
-          <w:rStyle w:val="VerbatimChar"/>
-        </w:rPr>
+        <w:rPr/>
         <w:t xml:space="preserve">Answer</w:t>
       </w:r>
       <w:r>
@@ -5703,12 +5700,8 @@
     </w:p>
     <w:p>
       <w:pPr>
-        <w:pStyle w:val="BodyText"/>
-      </w:pPr>
-    </w:p>
-    <w:p>
-      <w:pPr>
         <w:pStyle w:val="Question"/>
+        <w:keepNext/>
       </w:pPr>
       <w:r>
         <w:t xml:space="preserve">3.</w:t>
@@ -5744,9 +5737,7 @@
         <w:pStyle w:val="AnswerBox"/>
       </w:pPr>
       <w:r>
-        <w:rPr>
-          <w:rStyle w:val="VerbatimChar"/>
-        </w:rPr>
+        <w:rPr/>
         <w:t xml:space="preserve">Answer</w:t>
       </w:r>
       <w:r>
@@ -5755,12 +5746,8 @@
     </w:p>
     <w:p>
       <w:pPr>
-        <w:pStyle w:val="BodyText"/>
-      </w:pPr>
-    </w:p>
-    <w:p>
-      <w:pPr>
         <w:pStyle w:val="Question"/>
+        <w:keepNext/>
       </w:pPr>
       <w:r>
         <w:t xml:space="preserve">4.</w:t>
@@ -5800,9 +5787,9 @@
       </w:r>
     </w:p>
     <w:p>
-      <w:pPr>
-        <w:pStyle w:val="BodyText"/>
-      </w:pPr>
+      <w:r>
+        <w:br w:type="page"/>
+      </w:r>
     </w:p>
     <w:p>
       <w:pPr>
@@ -5881,11 +5868,13 @@
     </w:p>
     <w:p>
       <w:pPr>
-        <w:pStyle w:val="Compact"/>
+        <w:pStyle w:val="ListParagraph"/>
         <w:numPr>
           <w:ilvl w:val="0"/>
-          <w:numId w:val="1015"/>
+          <w:numId w:val="113"/>
         </w:numPr>
+        <w:spacing w:before="0" w:after="120" w:line="288" w:lineRule="auto"/>
+        <w:widowControl/>
       </w:pPr>
       <w:r>
         <w:rPr>
@@ -5918,11 +5907,13 @@
     </w:p>
     <w:p>
       <w:pPr>
-        <w:pStyle w:val="Compact"/>
+        <w:pStyle w:val="ListParagraph"/>
         <w:numPr>
           <w:ilvl w:val="0"/>
-          <w:numId w:val="1015"/>
+          <w:numId w:val="113"/>
         </w:numPr>
+        <w:spacing w:before="0" w:after="120" w:line="288" w:lineRule="auto"/>
+        <w:widowControl/>
       </w:pPr>
       <w:r>
         <w:t xml:space="preserve">Transform likes into thousands: compute</w:t>
@@ -5960,11 +5951,13 @@
     </w:p>
     <w:p>
       <w:pPr>
-        <w:pStyle w:val="Compact"/>
+        <w:pStyle w:val="ListParagraph"/>
         <w:numPr>
           <w:ilvl w:val="0"/>
-          <w:numId w:val="1015"/>
+          <w:numId w:val="113"/>
         </w:numPr>
+        <w:spacing w:before="0" w:after="120" w:line="288" w:lineRule="auto"/>
+        <w:widowControl/>
       </w:pPr>
       <w:r>
         <w:t xml:space="preserve">Create a new variable</w:t>
@@ -5987,11 +5980,13 @@
     </w:p>
     <w:p>
       <w:pPr>
-        <w:pStyle w:val="Compact"/>
+        <w:pStyle w:val="ListParagraph"/>
         <w:numPr>
           <w:ilvl w:val="1"/>
-          <w:numId w:val="1016"/>
+          <w:numId w:val="114"/>
         </w:numPr>
+        <w:spacing w:before="0" w:after="120" w:line="288" w:lineRule="auto"/>
+        <w:widowControl/>
       </w:pPr>
       <w:r>
         <w:rPr>
@@ -6023,11 +6018,13 @@
     </w:p>
     <w:p>
       <w:pPr>
-        <w:pStyle w:val="Compact"/>
+        <w:pStyle w:val="ListParagraph"/>
         <w:numPr>
           <w:ilvl w:val="1"/>
-          <w:numId w:val="1016"/>
+          <w:numId w:val="114"/>
         </w:numPr>
+        <w:spacing w:before="0" w:after="120" w:line="288" w:lineRule="auto"/>
+        <w:widowControl/>
       </w:pPr>
       <w:r>
         <w:rPr>
@@ -6060,6 +6057,7 @@
     <w:p>
       <w:pPr>
         <w:pStyle w:val="Question"/>
+        <w:keepNext/>
       </w:pPr>
       <w:r>
         <w:t xml:space="preserve">6.</w:t>
@@ -6095,19 +6093,12 @@
         <w:pStyle w:val="AnswerBox"/>
       </w:pPr>
       <w:r>
-        <w:rPr>
-          <w:rStyle w:val="VerbatimChar"/>
-        </w:rPr>
+        <w:rPr/>
         <w:t xml:space="preserve">Answer</w:t>
       </w:r>
       <w:r>
         <w:t xml:space="preserve">:</w:t>
       </w:r>
-    </w:p>
-    <w:p>
-      <w:pPr>
-        <w:pStyle w:val="BodyText"/>
-      </w:pPr>
     </w:p>
     <w:p>
       <w:pPr>
@@ -6511,12 +6502,8 @@
     </w:tbl>
     <w:p>
       <w:pPr>
-        <w:pStyle w:val="BodyText"/>
-      </w:pPr>
-    </w:p>
-    <w:p>
-      <w:pPr>
         <w:pStyle w:val="Question"/>
+        <w:keepNext/>
       </w:pPr>
       <w:r>
         <w:t xml:space="preserve">8.</w:t>
@@ -6565,12 +6552,8 @@
     </w:p>
     <w:p>
       <w:pPr>
-        <w:pStyle w:val="BodyText"/>
-      </w:pPr>
-    </w:p>
-    <w:p>
-      <w:pPr>
         <w:pStyle w:val="Question"/>
+        <w:keepNext/>
       </w:pPr>
       <w:r>
         <w:t xml:space="preserve">9.</w:t>
@@ -6606,9 +6589,7 @@
         <w:pStyle w:val="AnswerBox"/>
       </w:pPr>
       <w:r>
-        <w:rPr>
-          <w:rStyle w:val="VerbatimChar"/>
-        </w:rPr>
+        <w:rPr/>
         <w:t xml:space="preserve">Write-up</w:t>
       </w:r>
       <w:r>
@@ -6617,12 +6598,8 @@
     </w:p>
     <w:p>
       <w:pPr>
-        <w:pStyle w:val="BodyText"/>
-      </w:pPr>
-    </w:p>
-    <w:p>
-      <w:pPr>
         <w:pStyle w:val="Question"/>
+        <w:keepNext/>
       </w:pPr>
       <w:r>
         <w:t xml:space="preserve">10. Grab a screenshot of the homework checker screen, showing all of your input answers in green (correct). Paste it below this step.</w:t>
@@ -6658,9 +6635,7 @@
         <w:pStyle w:val="AnswerBox"/>
       </w:pPr>
       <w:r>
-        <w:rPr>
-          <w:rStyle w:val="VerbatimChar"/>
-        </w:rPr>
+        <w:rPr/>
         <w:t xml:space="preserve">Paste Homework Checker screenshot here</w:t>
       </w:r>
       <w:r>
@@ -6687,394 +6662,112 @@
 </file>
 
 <file path=word/footer1.xml><?xml version="1.0" encoding="utf-8"?>
-<w:ftr xmlns:wpc="http://schemas.microsoft.com/office/word/2010/wordprocessingCanvas" xmlns:cx="http://schemas.microsoft.com/office/drawing/2014/chartex" xmlns:cx1="http://schemas.microsoft.com/office/drawing/2015/9/8/chartex" xmlns:cx2="http://schemas.microsoft.com/office/drawing/2015/10/21/chartex" xmlns:cx3="http://schemas.microsoft.com/office/drawing/2016/5/9/chartex" xmlns:cx4="http://schemas.microsoft.com/office/drawing/2016/5/10/chartex" xmlns:cx5="http://schemas.microsoft.com/office/drawing/2016/5/11/chartex" xmlns:cx6="http://schemas.microsoft.com/office/drawing/2016/5/12/chartex" xmlns:cx7="http://schemas.microsoft.com/office/drawing/2016/5/13/chartex" xmlns:cx8="http://schemas.microsoft.com/office/drawing/2016/5/14/chartex" xmlns:mc="http://schemas.openxmlformats.org/markup-compatibility/2006" xmlns:aink="http://schemas.microsoft.com/office/drawing/2016/ink" xmlns:am3d="http://schemas.microsoft.com/office/drawing/2017/model3d" xmlns:o="urn:schemas-microsoft-com:office:office" xmlns:oel="http://schemas.microsoft.com/office/2019/extlst" xmlns:r="http://schemas.openxmlformats.org/officeDocument/2006/relationships" xmlns:m="http://schemas.openxmlformats.org/officeDocument/2006/math" xmlns:v="urn:schemas-microsoft-com:vml" xmlns:wp14="http://schemas.microsoft.com/office/word/2010/wordprocessingDrawing" xmlns:wp="http://schemas.openxmlformats.org/drawingml/2006/wordprocessingDrawing" xmlns:w10="urn:schemas-microsoft-com:office:word" xmlns:w="http://schemas.openxmlformats.org/wordprocessingml/2006/main" xmlns:w14="http://schemas.microsoft.com/office/word/2010/wordml" xmlns:w15="http://schemas.microsoft.com/office/word/2012/wordml" xmlns:w16cex="http://schemas.microsoft.com/office/word/2018/wordml/cex" xmlns:w16cid="http://schemas.microsoft.com/office/word/2016/wordml/cid" xmlns:w16="http://schemas.microsoft.com/office/word/2018/wordml" xmlns:w16du="http://schemas.microsoft.com/office/word/2023/wordml/word16du" xmlns:w16sdtdh="http://schemas.microsoft.com/office/word/2020/wordml/sdtdatahash" xmlns:w16sdtfl="http://schemas.microsoft.com/office/word/2024/wordml/sdtformatlock" xmlns:w16se="http://schemas.microsoft.com/office/word/2015/wordml/symex" xmlns:wpg="http://schemas.microsoft.com/office/word/2010/wordprocessingGroup" xmlns:wpi="http://schemas.microsoft.com/office/word/2010/wordprocessingInk" xmlns:wne="http://schemas.microsoft.com/office/word/2006/wordml" xmlns:wps="http://schemas.microsoft.com/office/word/2010/wordprocessingShape" mc:Ignorable="w14 w15 w16se w16cid w16 w16cex w16sdtdh w16sdtfl w16du wp14">
-  <w:sdt>
-    <w:sdtPr>
-      <w:rPr>
-        <w:rStyle w:val="PageNumber"/>
-      </w:rPr>
-      <w:id w:val="-1602941162"/>
-      <w:docPartObj>
-        <w:docPartGallery w:val="Page Numbers (Bottom of Page)"/>
-        <w:docPartUnique/>
-      </w:docPartObj>
-    </w:sdtPr>
-    <w:sdtContent>
-      <w:p>
-        <w:pPr>
-          <w:pStyle w:val="Footer"/>
-          <w:framePr w:wrap="none" w:vAnchor="text" w:hAnchor="margin" w:y="1"/>
-          <w:rPr>
-            <w:rStyle w:val="PageNumber"/>
-          </w:rPr>
-        </w:pPr>
-        <w:r>
-          <w:rPr>
-            <w:rStyle w:val="PageNumber"/>
-          </w:rPr>
-          <w:fldChar w:fldCharType="begin"/>
-        </w:r>
-        <w:r>
-          <w:rPr>
-            <w:rStyle w:val="PageNumber"/>
-          </w:rPr>
-          <w:instrText xml:space="preserve"> PAGE </w:instrText>
-        </w:r>
-        <w:r>
-          <w:rPr>
-            <w:rStyle w:val="PageNumber"/>
-          </w:rPr>
-          <w:fldChar w:fldCharType="separate"/>
-        </w:r>
-        <w:r>
-          <w:rPr>
-            <w:rStyle w:val="PageNumber"/>
-            <w:noProof/>
-          </w:rPr>
-          <w:t>1</w:t>
-        </w:r>
-        <w:r>
-          <w:rPr>
-            <w:rStyle w:val="PageNumber"/>
-          </w:rPr>
-          <w:fldChar w:fldCharType="end"/>
-        </w:r>
-      </w:p>
-    </w:sdtContent>
-  </w:sdt>
-  <w:sdt>
-    <w:sdtPr>
-      <w:rPr>
-        <w:rStyle w:val="PageNumber"/>
-      </w:rPr>
-      <w:id w:val="-145356932"/>
-      <w:docPartObj>
-        <w:docPartGallery w:val="Page Numbers (Bottom of Page)"/>
-        <w:docPartUnique/>
-      </w:docPartObj>
-    </w:sdtPr>
-    <w:sdtContent>
-      <w:p>
-        <w:pPr>
-          <w:pStyle w:val="Footer"/>
-          <w:framePr w:wrap="none" w:vAnchor="text" w:hAnchor="margin" w:y="1"/>
-          <w:ind w:right="360" w:firstLine="360"/>
-          <w:rPr>
-            <w:rStyle w:val="PageNumber"/>
-          </w:rPr>
-        </w:pPr>
-        <w:r>
-          <w:rPr>
-            <w:rStyle w:val="PageNumber"/>
-          </w:rPr>
-          <w:fldChar w:fldCharType="begin"/>
-        </w:r>
-        <w:r>
-          <w:rPr>
-            <w:rStyle w:val="PageNumber"/>
-          </w:rPr>
-          <w:instrText xml:space="preserve"> PAGE </w:instrText>
-        </w:r>
-        <w:r>
-          <w:rPr>
-            <w:rStyle w:val="PageNumber"/>
-          </w:rPr>
-          <w:fldChar w:fldCharType="separate"/>
-        </w:r>
-        <w:r>
-          <w:rPr>
-            <w:rStyle w:val="PageNumber"/>
-            <w:noProof/>
-          </w:rPr>
-          <w:t>1</w:t>
-        </w:r>
-        <w:r>
-          <w:rPr>
-            <w:rStyle w:val="PageNumber"/>
-          </w:rPr>
-          <w:fldChar w:fldCharType="end"/>
-        </w:r>
-      </w:p>
-    </w:sdtContent>
-  </w:sdt>
+<w:ftr xmlns:w="http://schemas.openxmlformats.org/wordprocessingml/2006/main">
   <w:p>
     <w:pPr>
       <w:pStyle w:val="Footer"/>
-      <w:ind w:right="360" w:firstLine="360"/>
+      <w:tabs>
+        <w:tab w:val="center" w:pos="4680"/>
+        <w:tab w:val="right" w:pos="9360"/>
+      </w:tabs>
+      <w:pBdr>
+        <w:top w:val="single" w:sz="8" w:space="4" w:color="000000"/>
+      </w:pBdr>
+      <w:spacing w:before="0" w:after="0" w:line="220" w:lineRule="auto"/>
     </w:pPr>
+    <w:r>
+      <w:tab/>
+    </w:r>
+    <w:r>
+      <w:rPr>
+        <w:rFonts w:ascii="Arial" w:hAnsi="Arial"/>
+        <w:b/>
+        <w:color w:val="C8102E"/>
+        <w:spacing w:val="12"/>
+        <w:sz w:val="18"/>
+        <w:szCs w:val="18"/>
+      </w:rPr>
+      <w:t>NEBRASKA</w:t>
+    </w:r>
+    <w:r>
+      <w:tab/>
+    </w:r>
+    <w:r>
+      <w:t xml:space="preserve">- </w:t>
+    </w:r>
+    <w:r>
+      <w:fldChar w:fldCharType="begin"/>
+    </w:r>
+    <w:r>
+      <w:instrText xml:space="preserve"> PAGE </w:instrText>
+    </w:r>
+    <w:r>
+      <w:fldChar w:fldCharType="separate"/>
+    </w:r>
+    <w:r>
+      <w:t>1</w:t>
+    </w:r>
+    <w:r>
+      <w:fldChar w:fldCharType="end"/>
+    </w:r>
+    <w:r>
+      <w:t xml:space="preserve"> -</w:t>
+    </w:r>
   </w:p>
 </w:ftr>
 </file>
 
 <file path=word/footer2.xml><?xml version="1.0" encoding="utf-8"?>
-<w:ftr xmlns:wpc="http://schemas.microsoft.com/office/word/2010/wordprocessingCanvas" xmlns:cx="http://schemas.microsoft.com/office/drawing/2014/chartex" xmlns:cx1="http://schemas.microsoft.com/office/drawing/2015/9/8/chartex" xmlns:cx2="http://schemas.microsoft.com/office/drawing/2015/10/21/chartex" xmlns:cx3="http://schemas.microsoft.com/office/drawing/2016/5/9/chartex" xmlns:cx4="http://schemas.microsoft.com/office/drawing/2016/5/10/chartex" xmlns:cx5="http://schemas.microsoft.com/office/drawing/2016/5/11/chartex" xmlns:cx6="http://schemas.microsoft.com/office/drawing/2016/5/12/chartex" xmlns:cx7="http://schemas.microsoft.com/office/drawing/2016/5/13/chartex" xmlns:cx8="http://schemas.microsoft.com/office/drawing/2016/5/14/chartex" xmlns:mc="http://schemas.openxmlformats.org/markup-compatibility/2006" xmlns:aink="http://schemas.microsoft.com/office/drawing/2016/ink" xmlns:am3d="http://schemas.microsoft.com/office/drawing/2017/model3d" xmlns:o="urn:schemas-microsoft-com:office:office" xmlns:oel="http://schemas.microsoft.com/office/2019/extlst" xmlns:r="http://schemas.openxmlformats.org/officeDocument/2006/relationships" xmlns:m="http://schemas.openxmlformats.org/officeDocument/2006/math" xmlns:v="urn:schemas-microsoft-com:vml" xmlns:wp14="http://schemas.microsoft.com/office/word/2010/wordprocessingDrawing" xmlns:wp="http://schemas.openxmlformats.org/drawingml/2006/wordprocessingDrawing" xmlns:w10="urn:schemas-microsoft-com:office:word" xmlns:w="http://schemas.openxmlformats.org/wordprocessingml/2006/main" xmlns:w14="http://schemas.microsoft.com/office/word/2010/wordml" xmlns:w15="http://schemas.microsoft.com/office/word/2012/wordml" xmlns:w16cex="http://schemas.microsoft.com/office/word/2018/wordml/cex" xmlns:w16cid="http://schemas.microsoft.com/office/word/2016/wordml/cid" xmlns:w16="http://schemas.microsoft.com/office/word/2018/wordml" xmlns:w16du="http://schemas.microsoft.com/office/word/2023/wordml/word16du" xmlns:w16sdtdh="http://schemas.microsoft.com/office/word/2020/wordml/sdtdatahash" xmlns:w16sdtfl="http://schemas.microsoft.com/office/word/2024/wordml/sdtformatlock" xmlns:w16se="http://schemas.microsoft.com/office/word/2015/wordml/symex" xmlns:wpg="http://schemas.microsoft.com/office/word/2010/wordprocessingGroup" xmlns:wpi="http://schemas.microsoft.com/office/word/2010/wordprocessingInk" xmlns:wne="http://schemas.microsoft.com/office/word/2006/wordml" xmlns:wps="http://schemas.microsoft.com/office/word/2010/wordprocessingShape" mc:Ignorable="w14 w15 w16se w16cid w16 w16cex w16sdtdh w16sdtfl w16du wp14">
-  <w:sdt>
-    <w:sdtPr>
-      <w:rPr>
-        <w:rStyle w:val="PageNumber"/>
-      </w:rPr>
-      <w:id w:val="-398136938"/>
-      <w:docPartObj>
-        <w:docPartGallery w:val="Page Numbers (Bottom of Page)"/>
-        <w:docPartUnique/>
-      </w:docPartObj>
-    </w:sdtPr>
-    <w:sdtContent>
-      <w:p>
-        <w:pPr>
-          <w:pStyle w:val="Footer"/>
-          <w:framePr w:wrap="none" w:vAnchor="text" w:hAnchor="margin" w:y="1"/>
-          <w:rPr>
-            <w:rStyle w:val="PageNumber"/>
-          </w:rPr>
-        </w:pPr>
-        <w:r>
-          <w:rPr>
-            <w:rStyle w:val="PageNumber"/>
-          </w:rPr>
-          <w:fldChar w:fldCharType="begin"/>
-        </w:r>
-        <w:r>
-          <w:rPr>
-            <w:rStyle w:val="PageNumber"/>
-          </w:rPr>
-          <w:instrText xml:space="preserve"> PAGE </w:instrText>
-        </w:r>
-        <w:r>
-          <w:rPr>
-            <w:rStyle w:val="PageNumber"/>
-          </w:rPr>
-          <w:fldChar w:fldCharType="separate"/>
-        </w:r>
-        <w:r>
-          <w:rPr>
-            <w:rStyle w:val="PageNumber"/>
-            <w:noProof/>
-          </w:rPr>
-          <w:t>- 1 -</w:t>
-        </w:r>
-        <w:r>
-          <w:rPr>
-            <w:rStyle w:val="PageNumber"/>
-          </w:rPr>
-          <w:fldChar w:fldCharType="end"/>
-        </w:r>
-      </w:p>
-    </w:sdtContent>
-  </w:sdt>
+<w:ftr xmlns:w="http://schemas.openxmlformats.org/wordprocessingml/2006/main">
   <w:p>
     <w:pPr>
       <w:pStyle w:val="Footer"/>
-      <w:ind w:right="360" w:firstLine="360"/>
+      <w:tabs>
+        <w:tab w:val="center" w:pos="4680"/>
+        <w:tab w:val="right" w:pos="9360"/>
+      </w:tabs>
+      <w:pBdr>
+        <w:top w:val="single" w:sz="8" w:space="4" w:color="000000"/>
+      </w:pBdr>
+      <w:spacing w:before="0" w:after="0" w:line="220" w:lineRule="auto"/>
     </w:pPr>
     <w:r>
-      <w:rPr>
-        <w:noProof/>
-      </w:rPr>
-      <w:drawing>
-        <wp:anchor distT="0" distB="0" distL="114300" distR="114300" simplePos="0" relativeHeight="251658240" behindDoc="1" locked="0" layoutInCell="1" allowOverlap="1" wp14:anchorId="3C4A1701" wp14:editId="7E49379E">
-          <wp:simplePos x="0" y="0"/>
-          <wp:positionH relativeFrom="column">
-            <wp:posOffset>5567347</wp:posOffset>
-          </wp:positionH>
-          <wp:positionV relativeFrom="paragraph">
-            <wp:posOffset>112459</wp:posOffset>
-          </wp:positionV>
-          <wp:extent cx="891515" cy="378020"/>
-          <wp:effectExtent l="0" t="0" r="0" b="3175"/>
-          <wp:wrapNone/>
-          <wp:docPr id="724861626" name="Picture 2" descr="A black line and the text NEBRASKA in red. "/>
-          <wp:cNvGraphicFramePr>
-            <a:graphicFrameLocks xmlns:a="http://schemas.openxmlformats.org/drawingml/2006/main" noChangeAspect="1"/>
-          </wp:cNvGraphicFramePr>
-          <a:graphic xmlns:a="http://schemas.openxmlformats.org/drawingml/2006/main">
-            <a:graphicData uri="http://schemas.openxmlformats.org/drawingml/2006/picture">
-              <pic:pic xmlns:pic="http://schemas.openxmlformats.org/drawingml/2006/picture">
-                <pic:nvPicPr>
-                  <pic:cNvPr id="724861626" name="Picture 2" descr="A black line and the text NEBRASKA in red. "/>
-                  <pic:cNvPicPr>
-                    <a:picLocks noChangeAspect="1"/>
-                  </pic:cNvPicPr>
-                </pic:nvPicPr>
-                <pic:blipFill rotWithShape="1">
-                  <a:blip r:embed="rId1">
-                    <a:extLst>
-                      <a:ext uri="{28A0092B-C50C-407E-A947-70E740481C1C}">
-                        <a14:useLocalDpi xmlns:a14="http://schemas.microsoft.com/office/drawing/2010/main" val="0"/>
-                      </a:ext>
-                    </a:extLst>
-                  </a:blip>
-                  <a:srcRect l="67772" r="9300"/>
-                  <a:stretch>
-                    <a:fillRect/>
-                  </a:stretch>
-                </pic:blipFill>
-                <pic:spPr bwMode="auto">
-                  <a:xfrm>
-                    <a:off x="0" y="0"/>
-                    <a:ext cx="891515" cy="378020"/>
-                  </a:xfrm>
-                  <a:prstGeom prst="rect">
-                    <a:avLst/>
-                  </a:prstGeom>
-                  <a:ln>
-                    <a:noFill/>
-                  </a:ln>
-                  <a:extLst>
-                    <a:ext uri="{53640926-AAD7-44D8-BBD7-CCE9431645EC}">
-                      <a14:shadowObscured xmlns:a14="http://schemas.microsoft.com/office/drawing/2010/main"/>
-                    </a:ext>
-                  </a:extLst>
-                </pic:spPr>
-              </pic:pic>
-            </a:graphicData>
-          </a:graphic>
-          <wp14:sizeRelH relativeFrom="margin">
-            <wp14:pctWidth>0</wp14:pctWidth>
-          </wp14:sizeRelH>
-          <wp14:sizeRelV relativeFrom="margin">
-            <wp14:pctHeight>0</wp14:pctHeight>
-          </wp14:sizeRelV>
-        </wp:anchor>
-      </w:drawing>
+      <w:tab/>
     </w:r>
     <w:r>
       <w:rPr>
-        <w:noProof/>
-      </w:rPr>
-      <mc:AlternateContent>
-        <mc:Choice Requires="wps">
-          <w:drawing>
-            <wp:anchor distT="0" distB="0" distL="114300" distR="114300" simplePos="0" relativeHeight="251669504" behindDoc="1" locked="0" layoutInCell="1" allowOverlap="1" wp14:anchorId="21D6F732" wp14:editId="54604F3B">
-              <wp:simplePos x="0" y="0"/>
-              <wp:positionH relativeFrom="column">
-                <wp:posOffset>-914400</wp:posOffset>
-              </wp:positionH>
-              <wp:positionV relativeFrom="paragraph">
-                <wp:posOffset>83816</wp:posOffset>
-              </wp:positionV>
-              <wp:extent cx="847991" cy="0"/>
-              <wp:effectExtent l="0" t="12700" r="28575" b="25400"/>
-              <wp:wrapNone/>
-              <wp:docPr id="1138935457" name="Straight Connector 1">
-                <ns0:decorative xmlns:ns0="http://schemas.microsoft.com/office/drawing/2017/decorative" val="1"/>
-              </wp:docPr>
-              <wp:cNvGraphicFramePr/>
-              <a:graphic xmlns:a="http://schemas.openxmlformats.org/drawingml/2006/main">
-                <a:graphicData uri="http://schemas.microsoft.com/office/word/2010/wordprocessingShape">
-                  <wps:wsp>
-                    <wps:cNvCnPr/>
-                    <wps:spPr>
-                      <a:xfrm>
-                        <a:off x="0" y="0"/>
-                        <a:ext cx="847991" cy="0"/>
-                      </a:xfrm>
-                      <a:prstGeom prst="line">
-                        <a:avLst/>
-                      </a:prstGeom>
-                      <a:ln w="38100"/>
-                    </wps:spPr>
-                    <wps:style>
-                      <a:lnRef idx="3">
-                        <a:schemeClr val="dk1"/>
-                      </a:lnRef>
-                      <a:fillRef idx="0">
-                        <a:schemeClr val="dk1"/>
-                      </a:fillRef>
-                      <a:effectRef idx="2">
-                        <a:schemeClr val="dk1"/>
-                      </a:effectRef>
-                      <a:fontRef idx="minor">
-                        <a:schemeClr val="tx1"/>
-                      </a:fontRef>
-                    </wps:style>
-                    <wps:bodyPr/>
-                  </wps:wsp>
-                </a:graphicData>
-              </a:graphic>
-              <wp14:sizeRelH relativeFrom="margin">
-                <wp14:pctWidth>0</wp14:pctWidth>
-              </wp14:sizeRelH>
-              <wp14:sizeRelV relativeFrom="margin">
-                <wp14:pctHeight>0</wp14:pctHeight>
-              </wp14:sizeRelV>
-            </wp:anchor>
-          </w:drawing>
-        </mc:Choice>
-        <mc:Fallback>
-          <w:pict>
-            <v:line w14:anchorId="48B09629" id="Straight Connector 1" o:spid="_x0000_s1026" style="position:absolute;z-index:-251646976;visibility:visible;mso-wrap-style:square;mso-width-percent:0;mso-height-percent:0;mso-wrap-distance-left:9pt;mso-wrap-distance-top:0;mso-wrap-distance-right:9pt;mso-wrap-distance-bottom:0;mso-position-horizontal:absolute;mso-position-horizontal-relative:text;mso-position-vertical:absolute;mso-position-vertical-relative:text;mso-width-percent:0;mso-height-percent:0;mso-width-relative:margin;mso-height-relative:margin" from="-1in,6.6pt" to="-5.25pt,6.6pt" o:gfxdata="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" strokecolor="black [3200]" strokeweight="3pt">
-              <v:stroke joinstyle="miter"/>
-            </v:line>
-          </w:pict>
-        </mc:Fallback>
-      </mc:AlternateContent>
+        <w:rFonts w:ascii="Arial" w:hAnsi="Arial"/>
+        <w:b/>
+        <w:color w:val="C8102E"/>
+        <w:spacing w:val="12"/>
+        <w:sz w:val="18"/>
+        <w:szCs w:val="18"/>
+      </w:rPr>
+      <w:t>NEBRASKA</w:t>
     </w:r>
     <w:r>
-      <w:rPr>
-        <w:noProof/>
-      </w:rPr>
-      <mc:AlternateContent>
-        <mc:Choice Requires="wps">
-          <w:drawing>
-            <wp:anchor distT="0" distB="0" distL="114300" distR="114300" simplePos="0" relativeHeight="251667456" behindDoc="1" locked="0" layoutInCell="1" allowOverlap="1" wp14:anchorId="6DB231D0" wp14:editId="68302D1D">
-              <wp:simplePos x="0" y="0"/>
-              <wp:positionH relativeFrom="column">
-                <wp:posOffset>143034</wp:posOffset>
-              </wp:positionH>
-              <wp:positionV relativeFrom="paragraph">
-                <wp:posOffset>84217</wp:posOffset>
-              </wp:positionV>
-              <wp:extent cx="7010400" cy="0"/>
-              <wp:effectExtent l="0" t="12700" r="25400" b="25400"/>
-              <wp:wrapNone/>
-              <wp:docPr id="1705665425" name="Straight Connector 1">
-                <ns1:decorative xmlns:ns1="http://schemas.microsoft.com/office/drawing/2017/decorative" val="1"/>
-              </wp:docPr>
-              <wp:cNvGraphicFramePr/>
-              <a:graphic xmlns:a="http://schemas.openxmlformats.org/drawingml/2006/main">
-                <a:graphicData uri="http://schemas.microsoft.com/office/word/2010/wordprocessingShape">
-                  <wps:wsp>
-                    <wps:cNvCnPr/>
-                    <wps:spPr>
-                      <a:xfrm>
-                        <a:off x="0" y="0"/>
-                        <a:ext cx="7010400" cy="0"/>
-                      </a:xfrm>
-                      <a:prstGeom prst="line">
-                        <a:avLst/>
-                      </a:prstGeom>
-                      <a:ln w="38100"/>
-                    </wps:spPr>
-                    <wps:style>
-                      <a:lnRef idx="3">
-                        <a:schemeClr val="dk1"/>
-                      </a:lnRef>
-                      <a:fillRef idx="0">
-                        <a:schemeClr val="dk1"/>
-                      </a:fillRef>
-                      <a:effectRef idx="2">
-                        <a:schemeClr val="dk1"/>
-                      </a:effectRef>
-                      <a:fontRef idx="minor">
-                        <a:schemeClr val="tx1"/>
-                      </a:fontRef>
-                    </wps:style>
-                    <wps:bodyPr/>
-                  </wps:wsp>
-                </a:graphicData>
-              </a:graphic>
-            </wp:anchor>
-          </w:drawing>
-        </mc:Choice>
-        <mc:Fallback>
-          <w:pict>
-            <v:line w14:anchorId="145E04E9" id="Straight Connector 1" o:spid="_x0000_s1026" style="position:absolute;z-index:-251649024;visibility:visible;mso-wrap-style:square;mso-wrap-distance-left:9pt;mso-wrap-distance-top:0;mso-wrap-distance-right:9pt;mso-wrap-distance-bottom:0;mso-position-horizontal:absolute;mso-position-horizontal-relative:text;mso-position-vertical:absolute;mso-position-vertical-relative:text" from="11.25pt,6.65pt" to="563.25pt,6.65pt" o:gfxdata="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" strokecolor="black [3200]" strokeweight="3pt">
-              <v:stroke joinstyle="miter"/>
-            </v:line>
-          </w:pict>
-        </mc:Fallback>
-      </mc:AlternateContent>
+      <w:tab/>
+    </w:r>
+    <w:r>
+      <w:t xml:space="preserve">- </w:t>
+    </w:r>
+    <w:r>
+      <w:fldChar w:fldCharType="begin"/>
+    </w:r>
+    <w:r>
+      <w:instrText xml:space="preserve"> PAGE </w:instrText>
+    </w:r>
+    <w:r>
+      <w:fldChar w:fldCharType="separate"/>
+    </w:r>
+    <w:r>
+      <w:t>1</w:t>
+    </w:r>
+    <w:r>
+      <w:fldChar w:fldCharType="end"/>
+    </w:r>
+    <w:r>
+      <w:t xml:space="preserve"> -</w:t>
     </w:r>
   </w:p>
 </w:ftr>
@@ -7100,216 +6793,120 @@
 </file>
 
 <file path=word/header1.xml><?xml version="1.0" encoding="utf-8"?>
-<w:hdr xmlns:adec="http://schemas.microsoft.com/office/drawing/2017/decorative" xmlns:wpc="http://schemas.microsoft.com/office/word/2010/wordprocessingCanvas" xmlns:cx="http://schemas.microsoft.com/office/drawing/2014/chartex" xmlns:cx1="http://schemas.microsoft.com/office/drawing/2015/9/8/chartex" xmlns:cx2="http://schemas.microsoft.com/office/drawing/2015/10/21/chartex" xmlns:cx3="http://schemas.microsoft.com/office/drawing/2016/5/9/chartex" xmlns:cx4="http://schemas.microsoft.com/office/drawing/2016/5/10/chartex" xmlns:cx5="http://schemas.microsoft.com/office/drawing/2016/5/11/chartex" xmlns:cx6="http://schemas.microsoft.com/office/drawing/2016/5/12/chartex" xmlns:cx7="http://schemas.microsoft.com/office/drawing/2016/5/13/chartex" xmlns:cx8="http://schemas.microsoft.com/office/drawing/2016/5/14/chartex" xmlns:mc="http://schemas.openxmlformats.org/markup-compatibility/2006" xmlns:aink="http://schemas.microsoft.com/office/drawing/2016/ink" xmlns:am3d="http://schemas.microsoft.com/office/drawing/2017/model3d" xmlns:o="urn:schemas-microsoft-com:office:office" xmlns:oel="http://schemas.microsoft.com/office/2019/extlst" xmlns:r="http://schemas.openxmlformats.org/officeDocument/2006/relationships" xmlns:m="http://schemas.openxmlformats.org/officeDocument/2006/math" xmlns:v="urn:schemas-microsoft-com:vml" xmlns:wp14="http://schemas.microsoft.com/office/word/2010/wordprocessingDrawing" xmlns:wp="http://schemas.openxmlformats.org/drawingml/2006/wordprocessingDrawing" xmlns:w10="urn:schemas-microsoft-com:office:word" xmlns:w="http://schemas.openxmlformats.org/wordprocessingml/2006/main" xmlns:w14="http://schemas.microsoft.com/office/word/2010/wordml" xmlns:w15="http://schemas.microsoft.com/office/word/2012/wordml" xmlns:w16cex="http://schemas.microsoft.com/office/word/2018/wordml/cex" xmlns:w16cid="http://schemas.microsoft.com/office/word/2016/wordml/cid" xmlns:w16="http://schemas.microsoft.com/office/word/2018/wordml" xmlns:w16du="http://schemas.microsoft.com/office/word/2023/wordml/word16du" xmlns:w16sdtdh="http://schemas.microsoft.com/office/word/2020/wordml/sdtdatahash" xmlns:w16sdtfl="http://schemas.microsoft.com/office/word/2024/wordml/sdtformatlock" xmlns:w16se="http://schemas.microsoft.com/office/word/2015/wordml/symex" xmlns:wpg="http://schemas.microsoft.com/office/word/2010/wordprocessingGroup" xmlns:wpi="http://schemas.microsoft.com/office/word/2010/wordprocessingInk" xmlns:wne="http://schemas.microsoft.com/office/word/2006/wordml" xmlns:wps="http://schemas.microsoft.com/office/word/2010/wordprocessingShape" mc:Ignorable="w14 w15 w16se w16cid w16 w16cex w16sdtdh w16sdtfl w16du wp14">
+<w:hdr xmlns:w="http://schemas.openxmlformats.org/wordprocessingml/2006/main" xmlns:r="http://schemas.openxmlformats.org/officeDocument/2006/relationships" xmlns:wp="http://schemas.openxmlformats.org/drawingml/2006/wordprocessingDrawing" xmlns:a="http://schemas.openxmlformats.org/drawingml/2006/main" xmlns:pic="http://schemas.openxmlformats.org/drawingml/2006/picture">
+  <w:tbl>
+    <w:tblPr>
+      <w:tblW w:w="9360" w:type="dxa"/>
+      <w:tblLayout w:type="fixed"/>
+      <w:tblBorders>
+        <w:top w:val="nil"/>
+        <w:left w:val="nil"/>
+        <w:bottom w:val="single" w:sz="12" w:space="0" w:color="000000"/>
+        <w:right w:val="nil"/>
+        <w:insideH w:val="nil"/>
+        <w:insideV w:val="nil"/>
+      </w:tblBorders>
+      <w:tblCellMar>
+        <w:top w:w="0" w:type="dxa"/>
+        <w:left w:w="0" w:type="dxa"/>
+        <w:bottom w:w="80" w:type="dxa"/>
+        <w:right w:w="0" w:type="dxa"/>
+      </w:tblCellMar>
+      <w:tblCaption w:val="Course header"/>
+      <w:tblDescription w:val="PSYC350 LAB with Nebraska N logo."/>
+      <w:tblLook w:val="0000" w:firstRow="0" w:lastRow="0" w:firstColumn="0" w:lastColumn="0" w:noHBand="1" w:noVBand="1"/>
+    </w:tblPr>
+    <w:tblGrid>
+      <w:gridCol w:w="8000"/>
+      <w:gridCol w:w="1360"/>
+    </w:tblGrid>
+    <w:tr>
+      <w:trPr>
+        <w:cantSplit/>
+      </w:trPr>
+      <w:tc>
+        <w:tcPr>
+          <w:tcW w:w="8000" w:type="dxa"/>
+          <w:vAlign w:val="center"/>
+        </w:tcPr>
+        <w:p>
+          <w:pPr>
+            <w:pStyle w:val="Header"/>
+            <w:spacing w:before="0" w:after="0" w:line="240" w:lineRule="auto"/>
+          </w:pPr>
+          <w:r>
+            <w:rPr>
+              <w:rFonts w:ascii="Arial" w:hAnsi="Arial" w:cs="Arial" w:eastAsia="Arial"/>
+              <w:b/>
+              <w:color w:val="1A1A1A"/>
+              <w:sz w:val="20"/>
+              <w:szCs w:val="20"/>
+            </w:rPr>
+            <w:t>PSYC350 LAB</w:t>
+          </w:r>
+        </w:p>
+      </w:tc>
+      <w:tc>
+        <w:tcPr>
+          <w:tcW w:w="1360" w:type="dxa"/>
+          <w:vAlign w:val="center"/>
+        </w:tcPr>
+        <w:p>
+          <w:pPr>
+            <w:pStyle w:val="Header"/>
+            <w:jc w:val="right"/>
+            <w:spacing w:before="0" w:after="0" w:line="240" w:lineRule="auto"/>
+          </w:pPr>
+          <w:r>
+            <w:drawing>
+              <wp:inline distT="0" distB="0" distL="0" distR="0">
+                <wp:extent cx="411480" cy="360000"/>
+                <wp:effectExtent l="0" t="0" r="0" b="0"/>
+                <wp:docPr id="1" name="Nebraska N logo" descr="Nebraska N logo" title=""/>
+                <wp:cNvGraphicFramePr>
+                  <a:graphicFrameLocks noChangeAspect="1"/>
+                </wp:cNvGraphicFramePr>
+                <a:graphic>
+                  <a:graphicData uri="http://schemas.openxmlformats.org/drawingml/2006/picture">
+                    <pic:pic>
+                      <pic:nvPicPr>
+                        <pic:cNvPr id="1" name="Nebraska N logo" descr="Nebraska N logo"/>
+                        <pic:cNvPicPr>
+                          <a:picLocks noChangeAspect="1"/>
+                        </pic:cNvPicPr>
+                      </pic:nvPicPr>
+                      <pic:blipFill>
+                        <a:blip r:embed="rId1"/>
+                        <a:stretch>
+                          <a:fillRect/>
+                        </a:stretch>
+                      </pic:blipFill>
+                      <pic:spPr>
+                        <a:xfrm>
+                          <a:off x="0" y="0"/>
+                          <a:ext cx="411480" cy="360000"/>
+                        </a:xfrm>
+                        <a:prstGeom prst="rect">
+                          <a:avLst/>
+                        </a:prstGeom>
+                        <a:ln>
+                          <a:noFill/>
+                        </a:ln>
+                      </pic:spPr>
+                    </pic:pic>
+                  </a:graphicData>
+                </a:graphic>
+              </wp:inline>
+            </w:drawing>
+          </w:r>
+        </w:p>
+      </w:tc>
+    </w:tr>
+  </w:tbl>
   <w:p>
     <w:pPr>
-      <w:pStyle w:val="Header"/>
+      <w:spacing w:before="0" w:after="0" w:line="20" w:lineRule="exact"/>
     </w:pPr>
-    <w:r>
-      <w:rPr>
-        <w:noProof/>
-      </w:rPr>
-      <w:drawing>
-        <wp:anchor distT="0" distB="0" distL="114300" distR="114300" simplePos="0" relativeHeight="251665408" behindDoc="1" locked="0" layoutInCell="1" allowOverlap="1" wp14:anchorId="048C4747" wp14:editId="4180D4FB">
-          <wp:simplePos x="0" y="0"/>
-          <wp:positionH relativeFrom="column">
-            <wp:posOffset>6010275</wp:posOffset>
-          </wp:positionH>
-          <wp:positionV relativeFrom="paragraph">
-            <wp:posOffset>-323850</wp:posOffset>
-          </wp:positionV>
-          <wp:extent cx="523374" cy="457200"/>
-          <wp:effectExtent l="0" t="0" r="0" b="0"/>
-          <wp:wrapNone/>
-          <wp:docPr id="1428854869" name="Picture 1" descr="">
-            <adec:decorative val="1"/>
-          </wp:docPr>
-          <wp:cNvGraphicFramePr>
-            <a:graphicFrameLocks xmlns:a="http://schemas.openxmlformats.org/drawingml/2006/main" noChangeAspect="1"/>
-          </wp:cNvGraphicFramePr>
-          <a:graphic xmlns:a="http://schemas.openxmlformats.org/drawingml/2006/main">
-            <a:graphicData uri="http://schemas.openxmlformats.org/drawingml/2006/picture">
-              <pic:pic xmlns:pic="http://schemas.openxmlformats.org/drawingml/2006/picture">
-                <pic:nvPicPr>
-                  <pic:cNvPr id="1428854869" name="Picture 1" descr=""/>
-                  <pic:cNvPicPr>
-                    <a:picLocks noChangeAspect="1"/>
-                  </pic:cNvPicPr>
-                </pic:nvPicPr>
-                <pic:blipFill>
-                  <a:blip r:embed="rId1">
-                    <a:extLst>
-                      <a:ext uri="{28A0092B-C50C-407E-A947-70E740481C1C}">
-                        <a14:useLocalDpi xmlns:a14="http://schemas.microsoft.com/office/drawing/2010/main" val="0"/>
-                      </a:ext>
-                    </a:extLst>
-                  </a:blip>
-                  <a:stretch>
-                    <a:fillRect/>
-                  </a:stretch>
-                </pic:blipFill>
-                <pic:spPr>
-                  <a:xfrm>
-                    <a:off x="0" y="0"/>
-                    <a:ext cx="523374" cy="457200"/>
-                  </a:xfrm>
-                  <a:prstGeom prst="rect">
-                    <a:avLst/>
-                  </a:prstGeom>
-                </pic:spPr>
-              </pic:pic>
-            </a:graphicData>
-          </a:graphic>
-          <wp14:sizeRelH relativeFrom="margin">
-            <wp14:pctWidth>0</wp14:pctWidth>
-          </wp14:sizeRelH>
-          <wp14:sizeRelV relativeFrom="margin">
-            <wp14:pctHeight>0</wp14:pctHeight>
-          </wp14:sizeRelV>
-        </wp:anchor>
-      </w:drawing>
-    </w:r>
-    <w:r>
-      <w:rPr>
-        <w:noProof/>
-      </w:rPr>
-      <mc:AlternateContent>
-        <mc:Choice Requires="wps">
-          <w:drawing>
-            <wp:anchor distT="0" distB="0" distL="114300" distR="114300" simplePos="0" relativeHeight="251663360" behindDoc="1" locked="0" layoutInCell="1" allowOverlap="1" wp14:anchorId="76194198" wp14:editId="377CA5F0">
-              <wp:simplePos x="0" y="0"/>
-              <wp:positionH relativeFrom="column">
-                <wp:posOffset>6416125</wp:posOffset>
-              </wp:positionH>
-              <wp:positionV relativeFrom="paragraph">
-                <wp:posOffset>-76697</wp:posOffset>
-              </wp:positionV>
-              <wp:extent cx="437050" cy="0"/>
-              <wp:effectExtent l="0" t="12700" r="33020" b="25400"/>
-              <wp:wrapNone/>
-              <wp:docPr id="160056721" name="Straight Connector 1">
-                <adec:decorative val="1"/>
-              </wp:docPr>
-              <wp:cNvGraphicFramePr/>
-              <a:graphic xmlns:a="http://schemas.openxmlformats.org/drawingml/2006/main">
-                <a:graphicData uri="http://schemas.microsoft.com/office/word/2010/wordprocessingShape">
-                  <wps:wsp>
-                    <wps:cNvCnPr/>
-                    <wps:spPr>
-                      <a:xfrm>
-                        <a:off x="0" y="0"/>
-                        <a:ext cx="437050" cy="0"/>
-                      </a:xfrm>
-                      <a:prstGeom prst="line">
-                        <a:avLst/>
-                      </a:prstGeom>
-                      <a:ln w="38100"/>
-                    </wps:spPr>
-                    <wps:style>
-                      <a:lnRef idx="3">
-                        <a:schemeClr val="dk1"/>
-                      </a:lnRef>
-                      <a:fillRef idx="0">
-                        <a:schemeClr val="dk1"/>
-                      </a:fillRef>
-                      <a:effectRef idx="2">
-                        <a:schemeClr val="dk1"/>
-                      </a:effectRef>
-                      <a:fontRef idx="minor">
-                        <a:schemeClr val="tx1"/>
-                      </a:fontRef>
-                    </wps:style>
-                    <wps:bodyPr/>
-                  </wps:wsp>
-                </a:graphicData>
-              </a:graphic>
-            </wp:anchor>
-          </w:drawing>
-        </mc:Choice>
-        <mc:Fallback>
-          <w:pict>
-            <v:line w14:anchorId="61EE608E" id="Straight Connector 1" o:spid="_x0000_s1026" style="position:absolute;z-index:-251653120;visibility:visible;mso-wrap-style:square;mso-wrap-distance-left:9pt;mso-wrap-distance-top:0;mso-wrap-distance-right:9pt;mso-wrap-distance-bottom:0;mso-position-horizontal:absolute;mso-position-horizontal-relative:text;mso-position-vertical:absolute;mso-position-vertical-relative:text" from="505.2pt,-6.05pt" to="539.6pt,-6.05pt" o:gfxdata="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" strokecolor="black [3200]" strokeweight="3pt">
-              <v:stroke joinstyle="miter"/>
-            </v:line>
-          </w:pict>
-        </mc:Fallback>
-      </mc:AlternateContent>
-    </w:r>
-    <w:r>
-      <w:rPr>
-        <w:noProof/>
-      </w:rPr>
-      <mc:AlternateContent>
-        <mc:Choice Requires="wps">
-          <w:drawing>
-            <wp:anchor distT="0" distB="0" distL="114300" distR="114300" simplePos="0" relativeHeight="251664384" behindDoc="1" locked="0" layoutInCell="1" allowOverlap="1" wp14:anchorId="2470D6F5" wp14:editId="5BB71F83">
-              <wp:simplePos x="0" y="0"/>
-              <wp:positionH relativeFrom="column">
-                <wp:posOffset>-914400</wp:posOffset>
-              </wp:positionH>
-              <wp:positionV relativeFrom="paragraph">
-                <wp:posOffset>-76697</wp:posOffset>
-              </wp:positionV>
-              <wp:extent cx="7010400" cy="0"/>
-              <wp:effectExtent l="0" t="12700" r="25400" b="25400"/>
-              <wp:wrapNone/>
-              <wp:docPr id="1347243333" name="Straight Connector 1">
-                <adec:decorative val="1"/>
-              </wp:docPr>
-              <wp:cNvGraphicFramePr/>
-              <a:graphic xmlns:a="http://schemas.openxmlformats.org/drawingml/2006/main">
-                <a:graphicData uri="http://schemas.microsoft.com/office/word/2010/wordprocessingShape">
-                  <wps:wsp>
-                    <wps:cNvCnPr/>
-                    <wps:spPr>
-                      <a:xfrm>
-                        <a:off x="0" y="0"/>
-                        <a:ext cx="7010400" cy="0"/>
-                      </a:xfrm>
-                      <a:prstGeom prst="line">
-                        <a:avLst/>
-                      </a:prstGeom>
-                      <a:ln w="38100"/>
-                    </wps:spPr>
-                    <wps:style>
-                      <a:lnRef idx="3">
-                        <a:schemeClr val="dk1"/>
-                      </a:lnRef>
-                      <a:fillRef idx="0">
-                        <a:schemeClr val="dk1"/>
-                      </a:fillRef>
-                      <a:effectRef idx="2">
-                        <a:schemeClr val="dk1"/>
-                      </a:effectRef>
-                      <a:fontRef idx="minor">
-                        <a:schemeClr val="tx1"/>
-                      </a:fontRef>
-                    </wps:style>
-                    <wps:bodyPr/>
-                  </wps:wsp>
-                </a:graphicData>
-              </a:graphic>
-            </wp:anchor>
-          </w:drawing>
-        </mc:Choice>
-        <mc:Fallback>
-          <w:pict>
-            <v:line w14:anchorId="2D0A0F32" id="Straight Connector 1" o:spid="_x0000_s1026" style="position:absolute;z-index:-251652096;visibility:visible;mso-wrap-style:square;mso-wrap-distance-left:9pt;mso-wrap-distance-top:0;mso-wrap-distance-right:9pt;mso-wrap-distance-bottom:0;mso-position-horizontal:absolute;mso-position-horizontal-relative:text;mso-position-vertical:absolute;mso-position-vertical-relative:text" from="-1in,-6.05pt" to="480pt,-6.05pt" o:gfxdata="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" strokecolor="black [3200]" strokeweight="3pt">
-              <v:stroke joinstyle="miter"/>
-            </v:line>
-          </w:pict>
-        </mc:Fallback>
-      </mc:AlternateContent>
-    </w:r>
-    <w:r>
-      <w:t>PSYC350</w:t>
-    </w:r>
-    <w:r>
-      <w:t xml:space="preserve"> L</w:t>
-    </w:r>
-    <w:r>
-      <w:t>AB</w:t>
-    </w:r>
   </w:p>
 </w:hdr>
 </file>
@@ -7514,7 +7111,7 @@
     <w:tmpl w:val="421A2B20"/>
     <w:lvl w:ilvl="0">
       <w:numFmt w:val="bullet"/>
-      <w:lvlText w:val=""/>
+      <w:lvlText w:val="•"/>
       <w:lvlJc w:val="left"/>
       <w:pPr>
         <w:ind w:hanging="360" w:left="720"/>
@@ -7525,7 +7122,7 @@
     </w:lvl>
     <w:lvl w:ilvl="1">
       <w:numFmt w:val="bullet"/>
-      <w:lvlText w:val="o"/>
+      <w:lvlText w:val="◦"/>
       <w:lvlJc w:val="left"/>
       <w:pPr>
         <w:ind w:hanging="360" w:left="1440"/>
@@ -7536,7 +7133,7 @@
     </w:lvl>
     <w:lvl w:ilvl="2">
       <w:numFmt w:val="bullet"/>
-      <w:lvlText w:val=""/>
+      <w:lvlText w:val="▪"/>
       <w:lvlJc w:val="left"/>
       <w:pPr>
         <w:ind w:hanging="360" w:left="2160"/>
@@ -7547,7 +7144,7 @@
     </w:lvl>
     <w:lvl w:ilvl="3">
       <w:numFmt w:val="bullet"/>
-      <w:lvlText w:val=""/>
+      <w:lvlText w:val="•"/>
       <w:lvlJc w:val="left"/>
       <w:pPr>
         <w:ind w:hanging="360" w:left="2880"/>
@@ -7558,7 +7155,7 @@
     </w:lvl>
     <w:lvl w:ilvl="4">
       <w:numFmt w:val="bullet"/>
-      <w:lvlText w:val="o"/>
+      <w:lvlText w:val="◦"/>
       <w:lvlJc w:val="left"/>
       <w:pPr>
         <w:ind w:hanging="360" w:left="3600"/>
@@ -7569,7 +7166,7 @@
     </w:lvl>
     <w:lvl w:ilvl="5">
       <w:numFmt w:val="bullet"/>
-      <w:lvlText w:val=""/>
+      <w:lvlText w:val="▪"/>
       <w:lvlJc w:val="left"/>
       <w:pPr>
         <w:ind w:hanging="360" w:left="4320"/>
@@ -7580,7 +7177,7 @@
     </w:lvl>
     <w:lvl w:ilvl="6">
       <w:numFmt w:val="bullet"/>
-      <w:lvlText w:val=""/>
+      <w:lvlText w:val="•"/>
       <w:lvlJc w:val="left"/>
       <w:pPr>
         <w:ind w:hanging="360" w:left="5040"/>
@@ -7591,7 +7188,7 @@
     </w:lvl>
     <w:lvl w:ilvl="7">
       <w:numFmt w:val="bullet"/>
-      <w:lvlText w:val="o"/>
+      <w:lvlText w:val="◦"/>
       <w:lvlJc w:val="left"/>
       <w:pPr>
         <w:ind w:hanging="360" w:left="5760"/>
@@ -7602,7 +7199,7 @@
     </w:lvl>
     <w:lvl w:ilvl="8">
       <w:numFmt w:val="bullet"/>
-      <w:lvlText w:val=""/>
+      <w:lvlText w:val="▪"/>
       <w:lvlJc w:val="left"/>
       <w:pPr>
         <w:ind w:hanging="360" w:left="6480"/>
@@ -12299,7 +11896,15 @@
       <w:lvlJc w:val="left"/>
       <w:pPr>
         <w:ind w:left="720" w:hanging="360"/>
-      </w:pPr>
+        <w:spacing w:before="0" w:after="120" w:line="288" w:lineRule="auto"/>
+      </w:pPr>
+      <w:rPr>
+        <w:rFonts w:ascii="Arial" w:hAnsi="Arial" w:cs="Arial" w:eastAsia="Arial"/>
+        <w:sz w:val="23"/>
+        <w:szCs w:val="23"/>
+        <w:color w:val="222222"/>
+      </w:rPr>
+      <w:suff w:val="tab"/>
     </w:lvl>
     <w:lvl w:ilvl="1">
       <w:numFmt w:val="bullet"/>
@@ -12307,7 +11912,15 @@
       <w:lvlJc w:val="left"/>
       <w:pPr>
         <w:ind w:left="1440" w:hanging="360"/>
-      </w:pPr>
+        <w:spacing w:before="0" w:after="120" w:line="288" w:lineRule="auto"/>
+      </w:pPr>
+      <w:rPr>
+        <w:rFonts w:ascii="Arial" w:hAnsi="Arial" w:cs="Arial" w:eastAsia="Arial"/>
+        <w:sz w:val="23"/>
+        <w:szCs w:val="23"/>
+        <w:color w:val="222222"/>
+      </w:rPr>
+      <w:suff w:val="tab"/>
     </w:lvl>
     <w:lvl w:ilvl="2">
       <w:numFmt w:val="bullet"/>
@@ -12315,7 +11928,15 @@
       <w:lvlJc w:val="left"/>
       <w:pPr>
         <w:ind w:left="2160" w:hanging="360"/>
-      </w:pPr>
+        <w:spacing w:before="0" w:after="120" w:line="288" w:lineRule="auto"/>
+      </w:pPr>
+      <w:rPr>
+        <w:rFonts w:ascii="Arial" w:hAnsi="Arial" w:cs="Arial" w:eastAsia="Arial"/>
+        <w:sz w:val="23"/>
+        <w:szCs w:val="23"/>
+        <w:color w:val="222222"/>
+      </w:rPr>
+      <w:suff w:val="tab"/>
     </w:lvl>
     <w:lvl w:ilvl="3">
       <w:numFmt w:val="bullet"/>
@@ -12323,7 +11944,15 @@
       <w:lvlJc w:val="left"/>
       <w:pPr>
         <w:ind w:left="2880" w:hanging="360"/>
-      </w:pPr>
+        <w:spacing w:before="0" w:after="120" w:line="288" w:lineRule="auto"/>
+      </w:pPr>
+      <w:rPr>
+        <w:rFonts w:ascii="Arial" w:hAnsi="Arial" w:cs="Arial" w:eastAsia="Arial"/>
+        <w:sz w:val="23"/>
+        <w:szCs w:val="23"/>
+        <w:color w:val="222222"/>
+      </w:rPr>
+      <w:suff w:val="tab"/>
     </w:lvl>
     <w:lvl w:ilvl="4">
       <w:numFmt w:val="bullet"/>
@@ -12331,7 +11960,15 @@
       <w:lvlJc w:val="left"/>
       <w:pPr>
         <w:ind w:left="3600" w:hanging="360"/>
-      </w:pPr>
+        <w:spacing w:before="0" w:after="120" w:line="288" w:lineRule="auto"/>
+      </w:pPr>
+      <w:rPr>
+        <w:rFonts w:ascii="Arial" w:hAnsi="Arial" w:cs="Arial" w:eastAsia="Arial"/>
+        <w:sz w:val="23"/>
+        <w:szCs w:val="23"/>
+        <w:color w:val="222222"/>
+      </w:rPr>
+      <w:suff w:val="tab"/>
     </w:lvl>
     <w:lvl w:ilvl="5">
       <w:numFmt w:val="bullet"/>
@@ -12339,7 +11976,15 @@
       <w:lvlJc w:val="left"/>
       <w:pPr>
         <w:ind w:left="4320" w:hanging="360"/>
-      </w:pPr>
+        <w:spacing w:before="0" w:after="120" w:line="288" w:lineRule="auto"/>
+      </w:pPr>
+      <w:rPr>
+        <w:rFonts w:ascii="Arial" w:hAnsi="Arial" w:cs="Arial" w:eastAsia="Arial"/>
+        <w:sz w:val="23"/>
+        <w:szCs w:val="23"/>
+        <w:color w:val="222222"/>
+      </w:rPr>
+      <w:suff w:val="tab"/>
     </w:lvl>
     <w:lvl w:ilvl="6">
       <w:numFmt w:val="bullet"/>
@@ -12347,7 +11992,15 @@
       <w:lvlJc w:val="left"/>
       <w:pPr>
         <w:ind w:left="5040" w:hanging="360"/>
-      </w:pPr>
+        <w:spacing w:before="0" w:after="120" w:line="288" w:lineRule="auto"/>
+      </w:pPr>
+      <w:rPr>
+        <w:rFonts w:ascii="Arial" w:hAnsi="Arial" w:cs="Arial" w:eastAsia="Arial"/>
+        <w:sz w:val="23"/>
+        <w:szCs w:val="23"/>
+        <w:color w:val="222222"/>
+      </w:rPr>
+      <w:suff w:val="tab"/>
     </w:lvl>
     <w:lvl w:ilvl="7">
       <w:numFmt w:val="bullet"/>
@@ -12355,7 +12008,15 @@
       <w:lvlJc w:val="left"/>
       <w:pPr>
         <w:ind w:left="5760" w:hanging="360"/>
-      </w:pPr>
+        <w:spacing w:before="0" w:after="120" w:line="288" w:lineRule="auto"/>
+      </w:pPr>
+      <w:rPr>
+        <w:rFonts w:ascii="Arial" w:hAnsi="Arial" w:cs="Arial" w:eastAsia="Arial"/>
+        <w:sz w:val="23"/>
+        <w:szCs w:val="23"/>
+        <w:color w:val="222222"/>
+      </w:rPr>
+      <w:suff w:val="tab"/>
     </w:lvl>
     <w:lvl w:ilvl="8">
       <w:numFmt w:val="bullet"/>
@@ -12363,110 +12024,163 @@
       <w:lvlJc w:val="left"/>
       <w:pPr>
         <w:ind w:left="6480" w:hanging="360"/>
-      </w:pPr>
+        <w:spacing w:before="0" w:after="120" w:line="288" w:lineRule="auto"/>
+      </w:pPr>
+      <w:rPr>
+        <w:rFonts w:ascii="Arial" w:hAnsi="Arial" w:cs="Arial" w:eastAsia="Arial"/>
+        <w:sz w:val="23"/>
+        <w:szCs w:val="23"/>
+        <w:color w:val="222222"/>
+      </w:rPr>
+      <w:suff w:val="tab"/>
     </w:lvl>
   </w:abstractNum>
-  <w:abstractNum w:abstractNumId="991">
+  <w:abstractNum w:abstractNumId="100">
     <w:nsid w:val="0000A991"/>
     <w:multiLevelType w:val="multilevel"/>
     <w:lvl w:ilvl="0">
       <w:numFmt w:val="bullet"/>
-      <w:lvlText w:val=""/>
+      <w:lvlText w:val="•"/>
       <w:lvlJc w:val="left"/>
       <w:pPr>
         <w:ind w:left="720" w:hanging="360"/>
-      </w:pPr>
-      <w:rPr>
-        <w:rFonts w:ascii="Symbol" w:hAnsi="Symbol" w:cs="Symbol" w:hint="default"/>
-      </w:rPr>
+        <w:spacing w:before="0" w:after="120" w:line="288" w:lineRule="auto"/>
+      </w:pPr>
+      <w:rPr>
+        <w:rFonts w:ascii="Arial" w:hAnsi="Arial" w:cs="Arial" w:hint="default" w:eastAsia="Arial"/>
+        <w:sz w:val="23"/>
+        <w:szCs w:val="23"/>
+        <w:color w:val="222222"/>
+      </w:rPr>
+      <w:suff w:val="tab"/>
     </w:lvl>
     <w:lvl w:ilvl="1">
       <w:numFmt w:val="bullet"/>
-      <w:lvlText w:val="o"/>
+      <w:lvlText w:val="◦"/>
       <w:lvlJc w:val="left"/>
       <w:pPr>
         <w:ind w:left="1440" w:hanging="360"/>
-      </w:pPr>
-      <w:rPr>
-        <w:rFonts w:ascii="Courier New" w:hAnsi="Courier New" w:cs="Courier New" w:hint="default"/>
-      </w:rPr>
+        <w:spacing w:before="0" w:after="120" w:line="288" w:lineRule="auto"/>
+      </w:pPr>
+      <w:rPr>
+        <w:rFonts w:ascii="Arial" w:hAnsi="Arial" w:cs="Arial" w:hint="default" w:eastAsia="Arial"/>
+        <w:sz w:val="23"/>
+        <w:szCs w:val="23"/>
+        <w:color w:val="222222"/>
+      </w:rPr>
+      <w:suff w:val="tab"/>
     </w:lvl>
     <w:lvl w:ilvl="2">
       <w:numFmt w:val="bullet"/>
-      <w:lvlText w:val=""/>
+      <w:lvlText w:val="▪"/>
       <w:lvlJc w:val="left"/>
       <w:pPr>
         <w:ind w:left="2160" w:hanging="360"/>
-      </w:pPr>
-      <w:rPr>
-        <w:rFonts w:ascii="Wingdings" w:hAnsi="Wingdings" w:cs="Wingdings" w:hint="default"/>
-      </w:rPr>
+        <w:spacing w:before="0" w:after="120" w:line="288" w:lineRule="auto"/>
+      </w:pPr>
+      <w:rPr>
+        <w:rFonts w:ascii="Arial" w:hAnsi="Arial" w:cs="Arial" w:hint="default" w:eastAsia="Arial"/>
+        <w:sz w:val="23"/>
+        <w:szCs w:val="23"/>
+        <w:color w:val="222222"/>
+      </w:rPr>
+      <w:suff w:val="tab"/>
     </w:lvl>
     <w:lvl w:ilvl="3">
       <w:numFmt w:val="bullet"/>
-      <w:lvlText w:val=""/>
+      <w:lvlText w:val="•"/>
       <w:lvlJc w:val="left"/>
       <w:pPr>
         <w:ind w:left="2880" w:hanging="360"/>
-      </w:pPr>
-      <w:rPr>
-        <w:rFonts w:ascii="Symbol" w:hAnsi="Symbol" w:cs="Symbol" w:hint="default"/>
-      </w:rPr>
+        <w:spacing w:before="0" w:after="120" w:line="288" w:lineRule="auto"/>
+      </w:pPr>
+      <w:rPr>
+        <w:rFonts w:ascii="Arial" w:hAnsi="Arial" w:cs="Arial" w:hint="default" w:eastAsia="Arial"/>
+        <w:sz w:val="23"/>
+        <w:szCs w:val="23"/>
+        <w:color w:val="222222"/>
+      </w:rPr>
+      <w:suff w:val="tab"/>
     </w:lvl>
     <w:lvl w:ilvl="4">
       <w:numFmt w:val="bullet"/>
-      <w:lvlText w:val="o"/>
+      <w:lvlText w:val="◦"/>
       <w:lvlJc w:val="left"/>
       <w:pPr>
         <w:ind w:left="3600" w:hanging="360"/>
-      </w:pPr>
-      <w:rPr>
-        <w:rFonts w:ascii="Courier New" w:hAnsi="Courier New" w:cs="Courier New" w:hint="default"/>
-      </w:rPr>
+        <w:spacing w:before="0" w:after="120" w:line="288" w:lineRule="auto"/>
+      </w:pPr>
+      <w:rPr>
+        <w:rFonts w:ascii="Arial" w:hAnsi="Arial" w:cs="Arial" w:hint="default" w:eastAsia="Arial"/>
+        <w:sz w:val="23"/>
+        <w:szCs w:val="23"/>
+        <w:color w:val="222222"/>
+      </w:rPr>
+      <w:suff w:val="tab"/>
     </w:lvl>
     <w:lvl w:ilvl="5">
       <w:numFmt w:val="bullet"/>
-      <w:lvlText w:val=""/>
+      <w:lvlText w:val="▪"/>
       <w:lvlJc w:val="left"/>
       <w:pPr>
         <w:ind w:left="4320" w:hanging="360"/>
-      </w:pPr>
-      <w:rPr>
-        <w:rFonts w:ascii="Wingdings" w:hAnsi="Wingdings" w:cs="Wingdings" w:hint="default"/>
-      </w:rPr>
+        <w:spacing w:before="0" w:after="120" w:line="288" w:lineRule="auto"/>
+      </w:pPr>
+      <w:rPr>
+        <w:rFonts w:ascii="Arial" w:hAnsi="Arial" w:cs="Arial" w:hint="default" w:eastAsia="Arial"/>
+        <w:sz w:val="23"/>
+        <w:szCs w:val="23"/>
+        <w:color w:val="222222"/>
+      </w:rPr>
+      <w:suff w:val="tab"/>
     </w:lvl>
     <w:lvl w:ilvl="6">
       <w:numFmt w:val="bullet"/>
-      <w:lvlText w:val=""/>
+      <w:lvlText w:val="•"/>
       <w:lvlJc w:val="left"/>
       <w:pPr>
         <w:ind w:left="5040" w:hanging="360"/>
-      </w:pPr>
-      <w:rPr>
-        <w:rFonts w:ascii="Symbol" w:hAnsi="Symbol" w:cs="Symbol" w:hint="default"/>
-      </w:rPr>
+        <w:spacing w:before="0" w:after="120" w:line="288" w:lineRule="auto"/>
+      </w:pPr>
+      <w:rPr>
+        <w:rFonts w:ascii="Arial" w:hAnsi="Arial" w:cs="Arial" w:hint="default" w:eastAsia="Arial"/>
+        <w:sz w:val="23"/>
+        <w:szCs w:val="23"/>
+        <w:color w:val="222222"/>
+      </w:rPr>
+      <w:suff w:val="tab"/>
     </w:lvl>
     <w:lvl w:ilvl="7">
       <w:numFmt w:val="bullet"/>
-      <w:lvlText w:val="o"/>
+      <w:lvlText w:val="◦"/>
       <w:lvlJc w:val="left"/>
       <w:pPr>
         <w:ind w:left="5760" w:hanging="360"/>
-      </w:pPr>
-      <w:rPr>
-        <w:rFonts w:ascii="Courier New" w:hAnsi="Courier New" w:cs="Courier New" w:hint="default"/>
-      </w:rPr>
+        <w:spacing w:before="0" w:after="120" w:line="288" w:lineRule="auto"/>
+      </w:pPr>
+      <w:rPr>
+        <w:rFonts w:ascii="Arial" w:hAnsi="Arial" w:cs="Arial" w:hint="default" w:eastAsia="Arial"/>
+        <w:sz w:val="23"/>
+        <w:szCs w:val="23"/>
+        <w:color w:val="222222"/>
+      </w:rPr>
+      <w:suff w:val="tab"/>
     </w:lvl>
     <w:lvl w:ilvl="8">
       <w:numFmt w:val="bullet"/>
-      <w:lvlText w:val=""/>
+      <w:lvlText w:val="▪"/>
       <w:lvlJc w:val="left"/>
       <w:pPr>
         <w:ind w:left="6480" w:hanging="360"/>
-      </w:pPr>
-      <w:rPr>
-        <w:rFonts w:ascii="Wingdings" w:hAnsi="Wingdings" w:cs="Wingdings" w:hint="default"/>
-      </w:rPr>
+        <w:spacing w:before="0" w:after="120" w:line="288" w:lineRule="auto"/>
+      </w:pPr>
+      <w:rPr>
+        <w:rFonts w:ascii="Arial" w:hAnsi="Arial" w:cs="Arial" w:hint="default" w:eastAsia="Arial"/>
+        <w:sz w:val="23"/>
+        <w:szCs w:val="23"/>
+        <w:color w:val="222222"/>
+      </w:rPr>
+      <w:suff w:val="tab"/>
     </w:lvl>
   </w:abstractNum>
   <w:num w16cid:durableId="313026888" w:numId="1">
@@ -12685,53 +12399,50 @@
   <w:num w:numId="1000">
     <w:abstractNumId w:val="990"/>
   </w:num>
-  <w:num w:numId="1001">
-    <w:abstractNumId w:val="991"/>
+  <w:num w:numId="100">
+    <w:abstractNumId w:val="100"/>
   </w:num>
-  <w:num w:numId="1002">
-    <w:abstractNumId w:val="991"/>
+  <w:num w:numId="101">
+    <w:abstractNumId w:val="100"/>
   </w:num>
-  <w:num w:numId="1003">
-    <w:abstractNumId w:val="991"/>
+  <w:num w:numId="102">
+    <w:abstractNumId w:val="100"/>
   </w:num>
-  <w:num w:numId="1004">
-    <w:abstractNumId w:val="991"/>
+  <w:num w:numId="103">
+    <w:abstractNumId w:val="100"/>
   </w:num>
-  <w:num w:numId="1005">
-    <w:abstractNumId w:val="991"/>
+  <w:num w:numId="104">
+    <w:abstractNumId w:val="100"/>
   </w:num>
-  <w:num w:numId="1006">
-    <w:abstractNumId w:val="991"/>
+  <w:num w:numId="105">
+    <w:abstractNumId w:val="100"/>
   </w:num>
-  <w:num w:numId="1007">
-    <w:abstractNumId w:val="991"/>
+  <w:num w:numId="106">
+    <w:abstractNumId w:val="100"/>
   </w:num>
-  <w:num w:numId="1008">
-    <w:abstractNumId w:val="991"/>
+  <w:num w:numId="107">
+    <w:abstractNumId w:val="100"/>
   </w:num>
-  <w:num w:numId="1009">
-    <w:abstractNumId w:val="991"/>
+  <w:num w:numId="108">
+    <w:abstractNumId w:val="100"/>
   </w:num>
-  <w:num w:numId="1010">
-    <w:abstractNumId w:val="991"/>
+  <w:num w:numId="109">
+    <w:abstractNumId w:val="100"/>
   </w:num>
-  <w:num w:numId="1011">
-    <w:abstractNumId w:val="991"/>
+  <w:num w:numId="110">
+    <w:abstractNumId w:val="100"/>
   </w:num>
-  <w:num w:numId="1012">
-    <w:abstractNumId w:val="991"/>
+  <w:num w:numId="111">
+    <w:abstractNumId w:val="100"/>
   </w:num>
-  <w:num w:numId="1013">
-    <w:abstractNumId w:val="991"/>
+  <w:num w:numId="112">
+    <w:abstractNumId w:val="100"/>
   </w:num>
-  <w:num w:numId="1014">
-    <w:abstractNumId w:val="991"/>
+  <w:num w:numId="113">
+    <w:abstractNumId w:val="100"/>
   </w:num>
-  <w:num w:numId="1015">
-    <w:abstractNumId w:val="991"/>
-  </w:num>
-  <w:num w:numId="1016">
-    <w:abstractNumId w:val="991"/>
+  <w:num w:numId="114">
+    <w:abstractNumId w:val="100"/>
   </w:num>
 </w:numbering>
 </file>
@@ -12741,17 +12452,18 @@
   <w:docDefaults>
     <w:rPrDefault>
       <w:rPr>
-        <w:rFonts w:asciiTheme="minorHAnsi" w:cstheme="minorBidi" w:eastAsiaTheme="minorHAnsi" w:hAnsiTheme="minorHAnsi"/>
+        <w:rFonts w:ascii="Arial" w:asciiTheme="minorHAnsi" w:cs="Arial" w:cstheme="minorBidi" w:eastAsia="Arial" w:eastAsiaTheme="minorHAnsi" w:hAnsi="Arial" w:hAnsiTheme="minorHAnsi"/>
         <w:kern w:val="2"/>
-        <w:sz w:val="24"/>
-        <w:szCs w:val="24"/>
+        <w:sz w:val="23"/>
+        <w:szCs w:val="23"/>
         <w:lang w:bidi="ar-SA" w:eastAsia="en-US" w:val="en-US"/>
         <w14:ligatures w14:val="standardContextual"/>
+        <w:color w:val="222222"/>
       </w:rPr>
     </w:rPrDefault>
     <w:pPrDefault>
       <w:pPr>
-        <w:spacing w:after="160" w:line="278" w:lineRule="auto"/>
+        <w:spacing w:after="160" w:before="0" w:line="300" w:lineRule="auto"/>
       </w:pPr>
     </w:pPrDefault>
   </w:docDefaults>
@@ -13137,6 +12849,16 @@
     <w:name w:val="Normal"/>
     <w:qFormat/>
     <w:rsid w:val="00E6184A"/>
+    <w:pPr>
+      <w:spacing w:after="160" w:before="0" w:line="300" w:lineRule="auto"/>
+      <w:widowControl/>
+    </w:pPr>
+    <w:rPr>
+      <w:rFonts w:ascii="Arial" w:cs="Arial" w:eastAsia="Arial" w:hAnsi="Arial"/>
+      <w:sz w:val="23"/>
+      <w:szCs w:val="23"/>
+      <w:color w:val="222222"/>
+    </w:rPr>
   </w:style>
   <w:style w:styleId="Heading1" w:type="paragraph">
     <w:name w:val="heading 1"/>
@@ -13160,7 +12882,7 @@
         <w:right w:color="000000" w:shadow="1" w:space="4" w:sz="4" w:themeColor="text1" w:val="single"/>
       </w:pBdr>
       <w:shd w:color="F2F2F2" w:fill="F2F2F2" w:themeColor="background1" w:themeFill="background1" w:themeFillShade="F2" w:themeShade="F2" w:val="solid"/>
-      <w:spacing w:after="480" w:before="360"/>
+      <w:spacing w:after="200" w:before="360" w:line="300" w:lineRule="auto"/>
       <w:outlineLvl w:val="0"/>
     </w:pPr>
     <w:rPr>
@@ -13186,15 +12908,17 @@
         <w:ilvl w:val="1"/>
         <w:numId w:val="42"/>
       </w:numPr>
-      <w:spacing w:after="80" w:before="160"/>
+      <w:spacing w:after="140" w:before="300" w:line="300" w:lineRule="auto"/>
       <w:outlineLvl w:val="1"/>
+      <w:keepNext/>
+      <w:keepLines/>
     </w:pPr>
     <w:rPr>
-      <w:rFonts w:cstheme="majorBidi" w:eastAsiaTheme="majorEastAsia"/>
+      <w:rFonts w:ascii="Arial" w:cs="Arial" w:cstheme="majorBidi" w:eastAsia="Arial" w:eastAsiaTheme="majorEastAsia" w:hAnsi="Arial"/>
       <w:b/>
-      <w:color w:themeColor="text1" w:val="000000"/>
-      <w:sz w:val="32"/>
-      <w:szCs w:val="32"/>
+      <w:color w:themeColor="text1" w:val="1A1A1A"/>
+      <w:sz w:val="30"/>
+      <w:szCs w:val="30"/>
     </w:rPr>
   </w:style>
   <w:style w:styleId="Heading3" w:type="paragraph">
@@ -13212,13 +12936,16 @@
         <w:ilvl w:val="2"/>
         <w:numId w:val="42"/>
       </w:numPr>
-      <w:spacing w:after="80" w:before="160"/>
+      <w:spacing w:after="120" w:before="240" w:line="288" w:lineRule="auto"/>
       <w:outlineLvl w:val="2"/>
+      <w:keepNext/>
+      <w:keepLines/>
     </w:pPr>
     <w:rPr>
-      <w:color w:themeColor="text1" w:val="000000"/>
-      <w:sz w:val="28"/>
-      <w:szCs w:val="28"/>
+      <w:rFonts w:ascii="Arial" w:cs="Arial" w:eastAsia="Arial" w:hAnsi="Arial"/>
+      <w:color w:themeColor="text1" w:val="333333"/>
+      <w:sz w:val="26"/>
+      <w:szCs w:val="26"/>
     </w:rPr>
   </w:style>
   <w:style w:styleId="Heading4" w:type="paragraph">
@@ -13545,9 +13272,11 @@
     <w:qFormat/>
     <w:rsid w:val="00AC7473"/>
     <w:pPr>
-      <w:spacing w:after="120" w:line="240" w:lineRule="auto"/>
+      <w:spacing w:after="100" w:before="0" w:line="288" w:lineRule="auto"/>
       <w:contextualSpacing/>
       <w:jc w:val="center"/>
+      <w:keepNext/>
+      <w:keepLines/>
     </w:pPr>
     <w:rPr>
       <w:rFonts w:asciiTheme="majorHAnsi" w:cstheme="majorBidi" w:eastAsiaTheme="majorEastAsia" w:hAnsiTheme="majorHAnsi"/>
@@ -13589,9 +13318,12 @@
         <w:ilvl w:val="1"/>
       </w:numPr>
       <w:jc w:val="center"/>
+      <w:spacing w:after="260" w:before="0" w:line="288" w:lineRule="auto"/>
+      <w:keepNext/>
+      <w:keepLines/>
     </w:pPr>
     <w:rPr>
-      <w:rFonts w:asciiTheme="majorHAnsi" w:cstheme="majorBidi" w:eastAsiaTheme="majorEastAsia" w:hAnsiTheme="majorHAnsi"/>
+      <w:rFonts w:ascii="Arial" w:asciiTheme="majorHAnsi" w:cs="Arial" w:cstheme="majorBidi" w:eastAsia="Arial" w:eastAsiaTheme="majorEastAsia" w:hAnsi="Arial" w:hAnsiTheme="majorHAnsi"/>
       <w:color w:themeColor="text1" w:themeTint="A6" w:val="595959"/>
       <w:spacing w:val="15"/>
       <w:sz w:val="28"/>
@@ -13652,7 +13384,14 @@
     <w:pPr>
       <w:ind w:left="720"/>
       <w:contextualSpacing/>
+      <w:spacing w:after="120" w:before="0" w:line="288" w:lineRule="auto"/>
     </w:pPr>
+    <w:rPr>
+      <w:rFonts w:ascii="Arial" w:cs="Arial" w:eastAsia="Arial" w:hAnsi="Arial"/>
+      <w:sz w:val="23"/>
+      <w:szCs w:val="23"/>
+      <w:color w:val="222222"/>
+    </w:rPr>
   </w:style>
   <w:style w:styleId="IntenseEmphasis" w:type="character">
     <w:name w:val="Intense Emphasis"/>
@@ -13824,190 +13563,271 @@
     <w:autoRedefine/>
     <w:qFormat/>
     <w:pPr>
-      <w:shd w:color="auto" w:fill="F1F3F5" w:val="clear"/>
-      <w:wordWrap w:val="0"/>
+      <w:shd w:color="auto" w:fill="F7F7F7" w:val="clear"/>
+      <w:wordWrap w:val="1"/>
+      <w:spacing w:after="160" w:before="120" w:line="264" w:lineRule="auto"/>
+      <w:ind w:left="160" w:right="160"/>
+      <w:pBdr>
+        <w:left w:color="C8102E" w:space="12" w:sz="14" w:val="single"/>
+        <w:top w:color="D9D9D9" w:space="6" w:sz="4" w:val="single"/>
+        <w:bottom w:color="D9D9D9" w:space="6" w:sz="4" w:val="single"/>
+        <w:right w:color="D9D9D9" w:space="6" w:sz="4" w:val="single"/>
+      </w:pBdr>
     </w:pPr>
+    <w:rPr>
+      <w:rFonts w:ascii="Courier New" w:cs="Courier New" w:eastAsia="Courier New" w:hAnsi="Courier New"/>
+      <w:sz w:val="19"/>
+      <w:szCs w:val="19"/>
+      <w:color w:val="1F2937"/>
+    </w:rPr>
   </w:style>
   <w:style w:customStyle="1" w:styleId="KeywordTok" w:type="character">
     <w:name w:val="KeywordTok"/>
     <w:rPr>
+      <w:rFonts w:ascii="Courier New" w:cs="Courier New" w:eastAsia="Courier New" w:hAnsi="Courier New"/>
       <w:b/>
       <w:color w:val="003B4F"/>
-      <w:shd w:color="auto" w:fill="F1F3F5" w:val="clear"/>
+      <w:shd w:color="auto" w:fill="F7F7F7" w:val="clear"/>
+      <w:sz w:val="19"/>
+      <w:szCs w:val="19"/>
     </w:rPr>
   </w:style>
   <w:style w:customStyle="1" w:styleId="DataTypeTok" w:type="character">
     <w:name w:val="DataTypeTok"/>
     <w:rsid w:val="008B5ADE"/>
     <w:rPr>
-      <w:rFonts w:asciiTheme="minorHAnsi" w:hAnsiTheme="minorHAnsi"/>
+      <w:rFonts w:ascii="Courier New" w:asciiTheme="minorHAnsi" w:cs="Courier New" w:eastAsia="Courier New" w:hAnsi="Courier New" w:hAnsiTheme="minorHAnsi"/>
       <w:color w:val="AD0000"/>
-      <w:shd w:color="auto" w:fill="F1F3F5" w:val="clear"/>
+      <w:shd w:color="auto" w:fill="F7F7F7" w:val="clear"/>
+      <w:sz w:val="19"/>
+      <w:szCs w:val="19"/>
     </w:rPr>
   </w:style>
   <w:style w:customStyle="1" w:styleId="DecValTok" w:type="character">
     <w:name w:val="DecValTok"/>
     <w:rPr>
+      <w:rFonts w:ascii="Courier New" w:cs="Courier New" w:eastAsia="Courier New" w:hAnsi="Courier New"/>
       <w:color w:val="AD0000"/>
-      <w:shd w:color="auto" w:fill="F1F3F5" w:val="clear"/>
+      <w:shd w:color="auto" w:fill="F7F7F7" w:val="clear"/>
+      <w:sz w:val="19"/>
+      <w:szCs w:val="19"/>
     </w:rPr>
   </w:style>
   <w:style w:customStyle="1" w:styleId="BaseNTok" w:type="character">
     <w:name w:val="BaseNTok"/>
     <w:rsid w:val="008B5ADE"/>
     <w:rPr>
-      <w:rFonts w:asciiTheme="minorHAnsi" w:hAnsiTheme="minorHAnsi"/>
+      <w:rFonts w:ascii="Courier New" w:asciiTheme="minorHAnsi" w:cs="Courier New" w:eastAsia="Courier New" w:hAnsi="Courier New" w:hAnsiTheme="minorHAnsi"/>
       <w:color w:val="AD0000"/>
-      <w:shd w:color="auto" w:fill="F1F3F5" w:val="clear"/>
+      <w:shd w:color="auto" w:fill="F7F7F7" w:val="clear"/>
+      <w:sz w:val="19"/>
+      <w:szCs w:val="19"/>
     </w:rPr>
   </w:style>
   <w:style w:customStyle="1" w:styleId="FloatTok" w:type="character">
     <w:name w:val="FloatTok"/>
     <w:rPr>
+      <w:rFonts w:ascii="Courier New" w:cs="Courier New" w:eastAsia="Courier New" w:hAnsi="Courier New"/>
       <w:color w:val="AD0000"/>
-      <w:shd w:color="auto" w:fill="F1F3F5" w:val="clear"/>
+      <w:shd w:color="auto" w:fill="F7F7F7" w:val="clear"/>
+      <w:sz w:val="19"/>
+      <w:szCs w:val="19"/>
     </w:rPr>
   </w:style>
   <w:style w:customStyle="1" w:styleId="ConstantTok" w:type="character">
     <w:name w:val="ConstantTok"/>
     <w:rPr>
+      <w:rFonts w:ascii="Courier New" w:cs="Courier New" w:eastAsia="Courier New" w:hAnsi="Courier New"/>
       <w:color w:val="8F5902"/>
-      <w:shd w:color="auto" w:fill="F1F3F5" w:val="clear"/>
+      <w:shd w:color="auto" w:fill="F7F7F7" w:val="clear"/>
+      <w:sz w:val="19"/>
+      <w:szCs w:val="19"/>
     </w:rPr>
   </w:style>
   <w:style w:customStyle="1" w:styleId="CharTok" w:type="character">
     <w:name w:val="CharTok"/>
     <w:rsid w:val="008B5ADE"/>
     <w:rPr>
-      <w:rFonts w:asciiTheme="minorHAnsi" w:hAnsiTheme="minorHAnsi"/>
+      <w:rFonts w:ascii="Courier New" w:asciiTheme="minorHAnsi" w:cs="Courier New" w:eastAsia="Courier New" w:hAnsi="Courier New" w:hAnsiTheme="minorHAnsi"/>
       <w:color w:val="20794D"/>
-      <w:shd w:color="auto" w:fill="F1F3F5" w:val="clear"/>
+      <w:shd w:color="auto" w:fill="F7F7F7" w:val="clear"/>
+      <w:sz w:val="19"/>
+      <w:szCs w:val="19"/>
     </w:rPr>
   </w:style>
   <w:style w:customStyle="1" w:styleId="SpecialCharTok" w:type="character">
     <w:name w:val="SpecialCharTok"/>
     <w:rPr>
+      <w:rFonts w:ascii="Courier New" w:cs="Courier New" w:eastAsia="Courier New" w:hAnsi="Courier New"/>
       <w:color w:val="5E5E5E"/>
-      <w:shd w:color="auto" w:fill="F1F3F5" w:val="clear"/>
+      <w:shd w:color="auto" w:fill="F7F7F7" w:val="clear"/>
+      <w:sz w:val="19"/>
+      <w:szCs w:val="19"/>
     </w:rPr>
   </w:style>
   <w:style w:customStyle="1" w:styleId="StringTok" w:type="character">
     <w:name w:val="StringTok"/>
     <w:rPr>
+      <w:rFonts w:ascii="Courier New" w:cs="Courier New" w:eastAsia="Courier New" w:hAnsi="Courier New"/>
       <w:color w:val="20794D"/>
-      <w:shd w:color="auto" w:fill="F1F3F5" w:val="clear"/>
+      <w:shd w:color="auto" w:fill="F7F7F7" w:val="clear"/>
+      <w:sz w:val="19"/>
+      <w:szCs w:val="19"/>
     </w:rPr>
   </w:style>
   <w:style w:customStyle="1" w:styleId="VerbatimStringTok" w:type="character">
     <w:name w:val="VerbatimStringTok"/>
     <w:rPr>
+      <w:rFonts w:ascii="Courier New" w:cs="Courier New" w:eastAsia="Courier New" w:hAnsi="Courier New"/>
       <w:color w:val="20794D"/>
-      <w:shd w:color="auto" w:fill="F1F3F5" w:val="clear"/>
+      <w:shd w:color="auto" w:fill="F7F7F7" w:val="clear"/>
+      <w:sz w:val="19"/>
+      <w:szCs w:val="19"/>
     </w:rPr>
   </w:style>
   <w:style w:customStyle="1" w:styleId="SpecialStringTok" w:type="character">
     <w:name w:val="SpecialStringTok"/>
     <w:rPr>
+      <w:rFonts w:ascii="Courier New" w:cs="Courier New" w:eastAsia="Courier New" w:hAnsi="Courier New"/>
       <w:color w:val="20794D"/>
-      <w:shd w:color="auto" w:fill="F1F3F5" w:val="clear"/>
+      <w:shd w:color="auto" w:fill="F7F7F7" w:val="clear"/>
+      <w:sz w:val="19"/>
+      <w:szCs w:val="19"/>
     </w:rPr>
   </w:style>
   <w:style w:customStyle="1" w:styleId="ImportTok" w:type="character">
     <w:name w:val="ImportTok"/>
     <w:rPr>
+      <w:rFonts w:ascii="Courier New" w:cs="Courier New" w:eastAsia="Courier New" w:hAnsi="Courier New"/>
       <w:color w:val="00769E"/>
-      <w:shd w:color="auto" w:fill="F1F3F5" w:val="clear"/>
+      <w:shd w:color="auto" w:fill="F7F7F7" w:val="clear"/>
+      <w:sz w:val="19"/>
+      <w:szCs w:val="19"/>
     </w:rPr>
   </w:style>
   <w:style w:customStyle="1" w:styleId="CommentTok" w:type="character">
     <w:name w:val="CommentTok"/>
     <w:rPr>
+      <w:rFonts w:ascii="Courier New" w:cs="Courier New" w:eastAsia="Courier New" w:hAnsi="Courier New"/>
       <w:color w:val="5E5E5E"/>
-      <w:shd w:color="auto" w:fill="F1F3F5" w:val="clear"/>
+      <w:shd w:color="auto" w:fill="F7F7F7" w:val="clear"/>
+      <w:sz w:val="19"/>
+      <w:szCs w:val="19"/>
     </w:rPr>
   </w:style>
   <w:style w:customStyle="1" w:styleId="DocumentationTok" w:type="character">
     <w:name w:val="DocumentationTok"/>
     <w:rsid w:val="008B5ADE"/>
     <w:rPr>
-      <w:rFonts w:asciiTheme="minorHAnsi" w:hAnsiTheme="minorHAnsi"/>
+      <w:rFonts w:ascii="Courier New" w:asciiTheme="minorHAnsi" w:cs="Courier New" w:eastAsia="Courier New" w:hAnsi="Courier New" w:hAnsiTheme="minorHAnsi"/>
       <w:i/>
       <w:color w:val="5E5E5E"/>
-      <w:shd w:color="auto" w:fill="F1F3F5" w:val="clear"/>
+      <w:shd w:color="auto" w:fill="F7F7F7" w:val="clear"/>
+      <w:sz w:val="19"/>
+      <w:szCs w:val="19"/>
     </w:rPr>
   </w:style>
   <w:style w:customStyle="1" w:styleId="AnnotationTok" w:type="character">
     <w:name w:val="AnnotationTok"/>
     <w:rPr>
+      <w:rFonts w:ascii="Courier New" w:cs="Courier New" w:eastAsia="Courier New" w:hAnsi="Courier New"/>
       <w:color w:val="5E5E5E"/>
-      <w:shd w:color="auto" w:fill="F1F3F5" w:val="clear"/>
+      <w:shd w:color="auto" w:fill="F7F7F7" w:val="clear"/>
+      <w:sz w:val="19"/>
+      <w:szCs w:val="19"/>
     </w:rPr>
   </w:style>
   <w:style w:customStyle="1" w:styleId="CommentVarTok" w:type="character">
     <w:name w:val="CommentVarTok"/>
     <w:rPr>
+      <w:rFonts w:ascii="Courier New" w:cs="Courier New" w:eastAsia="Courier New" w:hAnsi="Courier New"/>
       <w:i/>
       <w:color w:val="5E5E5E"/>
-      <w:shd w:color="auto" w:fill="F1F3F5" w:val="clear"/>
+      <w:shd w:color="auto" w:fill="F7F7F7" w:val="clear"/>
+      <w:sz w:val="19"/>
+      <w:szCs w:val="19"/>
     </w:rPr>
   </w:style>
   <w:style w:customStyle="1" w:styleId="OtherTok" w:type="character">
     <w:name w:val="OtherTok"/>
     <w:rPr>
+      <w:rFonts w:ascii="Courier New" w:cs="Courier New" w:eastAsia="Courier New" w:hAnsi="Courier New"/>
       <w:color w:val="003B4F"/>
-      <w:shd w:color="auto" w:fill="F1F3F5" w:val="clear"/>
+      <w:shd w:color="auto" w:fill="F7F7F7" w:val="clear"/>
+      <w:sz w:val="19"/>
+      <w:szCs w:val="19"/>
     </w:rPr>
   </w:style>
   <w:style w:customStyle="1" w:styleId="FunctionTok" w:type="character">
     <w:name w:val="FunctionTok"/>
     <w:rPr>
+      <w:rFonts w:ascii="Courier New" w:cs="Courier New" w:eastAsia="Courier New" w:hAnsi="Courier New"/>
       <w:color w:val="4758AB"/>
-      <w:shd w:color="auto" w:fill="F1F3F5" w:val="clear"/>
+      <w:shd w:color="auto" w:fill="F7F7F7" w:val="clear"/>
+      <w:sz w:val="19"/>
+      <w:szCs w:val="19"/>
     </w:rPr>
   </w:style>
   <w:style w:customStyle="1" w:styleId="VariableTok" w:type="character">
     <w:name w:val="VariableTok"/>
     <w:rPr>
+      <w:rFonts w:ascii="Courier New" w:cs="Courier New" w:eastAsia="Courier New" w:hAnsi="Courier New"/>
       <w:color w:val="111111"/>
-      <w:shd w:color="auto" w:fill="F1F3F5" w:val="clear"/>
+      <w:shd w:color="auto" w:fill="F7F7F7" w:val="clear"/>
+      <w:sz w:val="19"/>
+      <w:szCs w:val="19"/>
     </w:rPr>
   </w:style>
   <w:style w:customStyle="1" w:styleId="ControlFlowTok" w:type="character">
     <w:name w:val="ControlFlowTok"/>
     <w:rPr>
+      <w:rFonts w:ascii="Courier New" w:cs="Courier New" w:eastAsia="Courier New" w:hAnsi="Courier New"/>
       <w:b/>
       <w:color w:val="003B4F"/>
-      <w:shd w:color="auto" w:fill="F1F3F5" w:val="clear"/>
+      <w:shd w:color="auto" w:fill="F7F7F7" w:val="clear"/>
+      <w:sz w:val="19"/>
+      <w:szCs w:val="19"/>
     </w:rPr>
   </w:style>
   <w:style w:customStyle="1" w:styleId="OperatorTok" w:type="character">
     <w:name w:val="OperatorTok"/>
     <w:rPr>
+      <w:rFonts w:ascii="Courier New" w:cs="Courier New" w:eastAsia="Courier New" w:hAnsi="Courier New"/>
       <w:color w:val="5E5E5E"/>
-      <w:shd w:color="auto" w:fill="F1F3F5" w:val="clear"/>
+      <w:shd w:color="auto" w:fill="F7F7F7" w:val="clear"/>
+      <w:sz w:val="19"/>
+      <w:szCs w:val="19"/>
     </w:rPr>
   </w:style>
   <w:style w:customStyle="1" w:styleId="BuiltInTok" w:type="character">
     <w:name w:val="BuiltInTok"/>
     <w:rsid w:val="008B5ADE"/>
     <w:rPr>
-      <w:rFonts w:asciiTheme="minorHAnsi" w:hAnsiTheme="minorHAnsi"/>
+      <w:rFonts w:ascii="Courier New" w:asciiTheme="minorHAnsi" w:cs="Courier New" w:eastAsia="Courier New" w:hAnsi="Courier New" w:hAnsiTheme="minorHAnsi"/>
       <w:color w:val="003B4F"/>
-      <w:shd w:color="auto" w:fill="F1F3F5" w:val="clear"/>
+      <w:shd w:color="auto" w:fill="F7F7F7" w:val="clear"/>
+      <w:sz w:val="19"/>
+      <w:szCs w:val="19"/>
     </w:rPr>
   </w:style>
   <w:style w:customStyle="1" w:styleId="ExtensionTok" w:type="character">
     <w:name w:val="ExtensionTok"/>
     <w:rPr>
+      <w:rFonts w:ascii="Courier New" w:cs="Courier New" w:eastAsia="Courier New" w:hAnsi="Courier New"/>
       <w:color w:val="003B4F"/>
-      <w:shd w:color="auto" w:fill="F1F3F5" w:val="clear"/>
+      <w:shd w:color="auto" w:fill="F7F7F7" w:val="clear"/>
+      <w:sz w:val="19"/>
+      <w:szCs w:val="19"/>
     </w:rPr>
   </w:style>
   <w:style w:customStyle="1" w:styleId="PreprocessorTok" w:type="character">
     <w:name w:val="PreprocessorTok"/>
     <w:rPr>
+      <w:rFonts w:ascii="Courier New" w:cs="Courier New" w:eastAsia="Courier New" w:hAnsi="Courier New"/>
       <w:color w:val="AD0000"/>
-      <w:shd w:color="auto" w:fill="F1F3F5" w:val="clear"/>
+      <w:shd w:color="auto" w:fill="F7F7F7" w:val="clear"/>
+      <w:sz w:val="19"/>
+      <w:szCs w:val="19"/>
     </w:rPr>
   </w:style>
   <w:style w:customStyle="1" w:styleId="AttributeTok" w:type="character">
@@ -14015,31 +13835,42 @@
     <w:qFormat/>
     <w:rsid w:val="008B5ADE"/>
     <w:rPr>
-      <w:rFonts w:asciiTheme="minorHAnsi" w:hAnsiTheme="minorHAnsi"/>
+      <w:rFonts w:ascii="Courier New" w:asciiTheme="minorHAnsi" w:cs="Courier New" w:eastAsia="Courier New" w:hAnsi="Courier New" w:hAnsiTheme="minorHAnsi"/>
       <w:color w:val="657422"/>
-      <w:shd w:color="auto" w:fill="F1F3F5" w:val="clear"/>
+      <w:shd w:color="auto" w:fill="F7F7F7" w:val="clear"/>
+      <w:sz w:val="19"/>
+      <w:szCs w:val="19"/>
     </w:rPr>
   </w:style>
   <w:style w:customStyle="1" w:styleId="RegionMarkerTok" w:type="character">
     <w:name w:val="RegionMarkerTok"/>
     <w:rPr>
+      <w:rFonts w:ascii="Courier New" w:cs="Courier New" w:eastAsia="Courier New" w:hAnsi="Courier New"/>
       <w:color w:val="003B4F"/>
-      <w:shd w:color="auto" w:fill="F1F3F5" w:val="clear"/>
+      <w:shd w:color="auto" w:fill="F7F7F7" w:val="clear"/>
+      <w:sz w:val="19"/>
+      <w:szCs w:val="19"/>
     </w:rPr>
   </w:style>
   <w:style w:customStyle="1" w:styleId="InformationTok" w:type="character">
     <w:name w:val="InformationTok"/>
     <w:rPr>
+      <w:rFonts w:ascii="Courier New" w:cs="Courier New" w:eastAsia="Courier New" w:hAnsi="Courier New"/>
       <w:color w:val="5E5E5E"/>
-      <w:shd w:color="auto" w:fill="F1F3F5" w:val="clear"/>
+      <w:shd w:color="auto" w:fill="F7F7F7" w:val="clear"/>
+      <w:sz w:val="19"/>
+      <w:szCs w:val="19"/>
     </w:rPr>
   </w:style>
   <w:style w:customStyle="1" w:styleId="WarningTok" w:type="character">
     <w:name w:val="WarningTok"/>
     <w:rPr>
+      <w:rFonts w:ascii="Courier New" w:cs="Courier New" w:eastAsia="Courier New" w:hAnsi="Courier New"/>
       <w:i/>
       <w:color w:val="5E5E5E"/>
-      <w:shd w:color="auto" w:fill="F1F3F5" w:val="clear"/>
+      <w:shd w:color="auto" w:fill="F7F7F7" w:val="clear"/>
+      <w:sz w:val="19"/>
+      <w:szCs w:val="19"/>
     </w:rPr>
   </w:style>
   <w:style w:customStyle="1" w:styleId="AlertTok" w:type="character">
@@ -14047,23 +13878,31 @@
     <w:qFormat/>
     <w:rsid w:val="008B5ADE"/>
     <w:rPr>
-      <w:rFonts w:asciiTheme="minorHAnsi" w:hAnsiTheme="minorHAnsi"/>
+      <w:rFonts w:ascii="Courier New" w:asciiTheme="minorHAnsi" w:cs="Courier New" w:eastAsia="Courier New" w:hAnsi="Courier New" w:hAnsiTheme="minorHAnsi"/>
       <w:color w:val="AD0000"/>
-      <w:shd w:color="auto" w:fill="F1F3F5" w:val="clear"/>
+      <w:shd w:color="auto" w:fill="F7F7F7" w:val="clear"/>
+      <w:sz w:val="19"/>
+      <w:szCs w:val="19"/>
     </w:rPr>
   </w:style>
   <w:style w:customStyle="1" w:styleId="ErrorTok" w:type="character">
     <w:name w:val="ErrorTok"/>
     <w:rPr>
+      <w:rFonts w:ascii="Courier New" w:cs="Courier New" w:eastAsia="Courier New" w:hAnsi="Courier New"/>
       <w:color w:val="AD0000"/>
-      <w:shd w:color="auto" w:fill="F1F3F5" w:val="clear"/>
+      <w:shd w:color="auto" w:fill="F7F7F7" w:val="clear"/>
+      <w:sz w:val="19"/>
+      <w:szCs w:val="19"/>
     </w:rPr>
   </w:style>
   <w:style w:customStyle="1" w:styleId="NormalTok" w:type="character">
     <w:name w:val="NormalTok"/>
     <w:rPr>
+      <w:rFonts w:ascii="Courier New" w:cs="Courier New" w:eastAsia="Courier New" w:hAnsi="Courier New"/>
       <w:color w:val="003B4F"/>
-      <w:shd w:color="auto" w:fill="F1F3F5" w:val="clear"/>
+      <w:shd w:color="auto" w:fill="F7F7F7" w:val="clear"/>
+      <w:sz w:val="19"/>
+      <w:szCs w:val="19"/>
     </w:rPr>
   </w:style>
   <w:style w:customStyle="1" w:styleId="Section1" w:type="character">
@@ -14913,6 +14752,7 @@
       <w:spacing w:after="200" w:line="240" w:lineRule="auto"/>
     </w:pPr>
     <w:rPr>
+      <w:rFonts w:ascii="Arial" w:cs="Arial" w:eastAsia="Arial" w:hAnsi="Arial"/>
       <w:i/>
       <w:iCs/>
       <w:color w:themeColor="text2" w:val="44546A"/>
@@ -14953,11 +14793,15 @@
     <w:qFormat/>
     <w:rsid w:val="00491A31"/>
     <w:pPr>
-      <w:spacing w:after="180" w:before="180" w:line="240" w:lineRule="auto"/>
+      <w:spacing w:after="160" w:before="0" w:line="300" w:lineRule="auto"/>
     </w:pPr>
     <w:rPr>
+      <w:rFonts w:ascii="Arial" w:cs="Arial" w:eastAsia="Arial" w:hAnsi="Arial"/>
       <w:kern w:val="0"/>
       <w14:ligatures w14:val="none"/>
+      <w:sz w:val="23"/>
+      <w:szCs w:val="23"/>
+      <w:color w:val="222222"/>
     </w:rPr>
   </w:style>
   <w:style w:customStyle="1" w:styleId="VerbatimChar" w:type="character">
@@ -14967,8 +14811,11 @@
     <w:qFormat/>
     <w:rsid w:val="00D15FFF"/>
     <w:rPr>
-      <w:rFonts w:ascii="Atkinson Hyperlegible" w:hAnsi="Atkinson Hyperlegible"/>
+      <w:rFonts w:ascii="Courier New" w:cs="Courier New" w:eastAsia="Courier New" w:hAnsi="Courier New"/>
       <w:shd w:color="auto" w:fill="F1F3F5" w:val="clear"/>
+      <w:sz w:val="20"/>
+      <w:szCs w:val="20"/>
+      <w:color w:val="1F2937"/>
     </w:rPr>
   </w:style>
   <w:style w:styleId="BodyText" w:type="paragraph">
@@ -14981,8 +14828,14 @@
     <w:qFormat/>
     <w:rsid w:val="00AA286D"/>
     <w:pPr>
-      <w:spacing w:after="240" w:before="120"/>
+      <w:spacing w:after="160" w:before="0" w:line="300" w:lineRule="auto"/>
     </w:pPr>
+    <w:rPr>
+      <w:rFonts w:ascii="Arial" w:cs="Arial" w:eastAsia="Arial" w:hAnsi="Arial"/>
+      <w:sz w:val="23"/>
+      <w:szCs w:val="23"/>
+      <w:color w:val="222222"/>
+    </w:rPr>
   </w:style>
   <w:style w:customStyle="1" w:styleId="BodyTextChar" w:type="character">
     <w:name w:val="Body Text Char"/>
@@ -14997,11 +14850,15 @@
     <w:qFormat/>
     <w:rsid w:val="00D15FFF"/>
     <w:pPr>
-      <w:spacing w:after="36" w:before="36" w:line="240" w:lineRule="auto"/>
+      <w:spacing w:after="120" w:before="0" w:line="288" w:lineRule="auto"/>
     </w:pPr>
     <w:rPr>
+      <w:rFonts w:ascii="Arial" w:cs="Arial" w:eastAsia="Arial" w:hAnsi="Arial"/>
       <w:kern w:val="0"/>
       <w14:ligatures w14:val="none"/>
+      <w:sz w:val="23"/>
+      <w:szCs w:val="23"/>
+      <w:color w:val="222222"/>
     </w:rPr>
   </w:style>
   <w:style w:styleId="FootnoteReference" w:type="character">
@@ -15853,20 +15710,22 @@
     <w:qFormat/>
     <w:rsid w:val="00050EB4"/>
     <w:pPr>
-      <w:numPr>
-        <w:numId w:val="51"/>
-      </w:numPr>
       <w:pBdr>
-        <w:top w:color="auto" w:space="5" w:sz="4" w:val="dotted"/>
-        <w:left w:color="auto" w:space="4" w:sz="4" w:val="dotted"/>
-        <w:bottom w:color="auto" w:space="5" w:sz="4" w:val="dotted"/>
-        <w:right w:color="auto" w:space="4" w:sz="4" w:val="dotted"/>
+        <w:top w:color="B7B7B7" w:space="12" w:sz="6" w:val="single"/>
+        <w:left w:color="C8102E" w:space="12" w:sz="14" w:val="single"/>
+        <w:bottom w:color="B7B7B7" w:space="12" w:sz="6" w:val="single"/>
+        <w:right w:color="B7B7B7" w:space="12" w:sz="6" w:val="single"/>
       </w:pBdr>
-      <w:ind w:right="1008"/>
+      <w:ind w:left="240" w:right="240"/>
+      <w:spacing w:after="360" w:before="180" w:line="300" w:lineRule="auto"/>
+      <w:widowControl/>
+      <w:shd w:color="auto" w:fill="F7F7F7" w:val="clear"/>
     </w:pPr>
     <w:rPr>
-      <w:rFonts w:cs="Times New Roman (Body CS)"/>
-      <w:sz w:val="22"/>
+      <w:rFonts w:ascii="Arial" w:cs="Arial" w:eastAsia="Arial" w:hAnsi="Arial"/>
+      <w:sz w:val="23"/>
+      <w:szCs w:val="23"/>
+      <w:color w:val="222222"/>
     </w:rPr>
   </w:style>
   <w:style w:styleId="HTMLAddress" w:type="paragraph">
@@ -15945,7 +15804,7 @@
       </w:pBdr>
       <w:shd w:color="auto" w:fill="auto" w:val="clear"/>
       <w:spacing w:line="360" w:lineRule="auto"/>
-      <w:ind w:left="-1152" w:right="-1152"/>
+      <w:ind w:left="0" w:right="0"/>
     </w:pPr>
     <w:rPr>
       <w:sz w:val="20"/>
@@ -16083,7 +15942,7 @@
     <w:qFormat/>
     <w:rsid w:val="00E6184A"/>
     <w:rPr>
-      <w:rFonts w:asciiTheme="minorHAnsi" w:hAnsiTheme="minorHAnsi"/>
+      <w:rFonts w:ascii="Arial" w:asciiTheme="minorHAnsi" w:cs="Arial" w:eastAsia="Arial" w:hAnsi="Arial" w:hAnsiTheme="minorHAnsi"/>
       <w:b/>
       <w:i w:val="0"/>
       <w:caps w:val="0"/>
